--- a/treasury-platform/docs/42-PHASE2-S0-BUILD.docx
+++ b/treasury-platform/docs/42-PHASE2-S0-BUILD.docx
@@ -17,7 +17,7 @@
           <w:szCs w:val="48"/>
           <w:rtl/>
         </w:rPr>
-        <w:t xml:space="preserve">المرحلة الثانية: بناء التطبيق — الدفعة S0 (الجزء الأول)</w:t>
+        <w:t xml:space="preserve">المرحلة الثانية: بناء التطبيق — الدفعة S0</w:t>
       </w:r>
     </w:p>
     <w:p>
@@ -184,7 +184,96 @@
           <w:szCs w:val="21"/>
           <w:rtl/>
         </w:rPr>
-        <w:t xml:space="preserve">هذا التقرير يصف الجزء الأول من S0. هدفه مسار الخروج من S0 (AC-PLT-5) كاملًا ومختبرًا على قاعدة بيانات حقيقية:</w:t>
+        <w:t xml:space="preserve">هذا التقرير يصف S0 كلها في جزأين:</w:t>
+      </w:r>
+    </w:p>
+    <w:p>
+      <w:pPr>
+        <w:pStyle w:val="ListParagraph"/>
+        <w:numPr>
+          <w:ilvl w:val="0"/>
+          <w:numId w:val="2"/>
+        </w:numPr>
+        <w:bidi/>
+        <w:spacing w:after="70" w:before="0" w:line="300"/>
+      </w:pPr>
+      <w:r>
+        <w:rPr>
+          <w:rFonts w:ascii="Arial" w:cs="Arial" w:eastAsia="Arial" w:hAnsi="Arial"/>
+          <w:b/>
+          <w:bCs/>
+          <w:sz w:val="21"/>
+          <w:szCs w:val="21"/>
+          <w:rtl/>
+        </w:rPr>
+        <w:t xml:space="preserve">الجزء الأول (الأقسام 2 إلى 7).</w:t>
+      </w:r>
+      <w:r>
+        <w:rPr>
+          <w:rFonts w:ascii="Arial" w:cs="Arial" w:eastAsia="Arial" w:hAnsi="Arial"/>
+          <w:b w:val="false"/>
+          <w:bCs w:val="false"/>
+          <w:sz w:val="21"/>
+          <w:szCs w:val="21"/>
+          <w:rtl/>
+        </w:rPr>
+        <w:t xml:space="preserve"> هدفه مسار الخروج من S0 (AC-PLT-5) كاملًا ومختبرًا على قاعدة بيانات حقيقية.</w:t>
+      </w:r>
+    </w:p>
+    <w:p>
+      <w:pPr>
+        <w:pStyle w:val="ListParagraph"/>
+        <w:numPr>
+          <w:ilvl w:val="0"/>
+          <w:numId w:val="2"/>
+        </w:numPr>
+        <w:bidi/>
+        <w:spacing w:after="70" w:before="0" w:line="300"/>
+      </w:pPr>
+      <w:r>
+        <w:rPr>
+          <w:rFonts w:ascii="Arial" w:cs="Arial" w:eastAsia="Arial" w:hAnsi="Arial"/>
+          <w:b/>
+          <w:bCs/>
+          <w:sz w:val="21"/>
+          <w:szCs w:val="21"/>
+          <w:rtl/>
+        </w:rPr>
+        <w:t xml:space="preserve">الجزء الثاني (القسم 8).</w:t>
+      </w:r>
+      <w:r>
+        <w:rPr>
+          <w:rFonts w:ascii="Arial" w:cs="Arial" w:eastAsia="Arial" w:hAnsi="Arial"/>
+          <w:b w:val="false"/>
+          <w:bCs w:val="false"/>
+          <w:sz w:val="21"/>
+          <w:szCs w:val="21"/>
+          <w:rtl/>
+        </w:rPr>
+        <w:t xml:space="preserve"> بقية S0.</w:t>
+      </w:r>
+    </w:p>
+    <w:p>
+      <w:pPr>
+        <w:bidi/>
+        <w:spacing w:after="60" w:before="0"/>
+      </w:pPr>
+    </w:p>
+    <w:p>
+      <w:pPr>
+        <w:bidi/>
+        <w:spacing w:after="110" w:before="0" w:line="312"/>
+      </w:pPr>
+      <w:r>
+        <w:rPr>
+          <w:rFonts w:ascii="Arial" w:cs="Arial" w:eastAsia="Arial" w:hAnsi="Arial"/>
+          <w:b w:val="false"/>
+          <w:bCs w:val="false"/>
+          <w:sz w:val="21"/>
+          <w:szCs w:val="21"/>
+          <w:rtl/>
+        </w:rPr>
+        <w:t xml:space="preserve">مسار الخروج من S0:</w:t>
       </w:r>
     </w:p>
     <w:p>
@@ -1308,7 +1397,28 @@
             <w:szCs w:val="20"/>
             <w:rtl/>
           </w:rPr>
-          <w:t xml:space="preserve">8. ما بقي من S0</w:t>
+          <w:t xml:space="preserve">8. الجزء الثاني: بقية S0</w:t>
+        </w:r>
+      </w:hyperlink>
+    </w:p>
+    <w:p>
+      <w:pPr>
+        <w:bidi/>
+        <w:spacing w:after="50" w:before="0"/>
+        <w:ind w:left="0"/>
+      </w:pPr>
+      <w:hyperlink w:history="1" w:anchor="_sec15">
+        <w:r>
+          <w:rPr>
+            <w:rFonts w:ascii="Arial" w:cs="Arial" w:eastAsia="Arial" w:hAnsi="Arial"/>
+            <w:b/>
+            <w:bCs/>
+            <w:color w:val="1F3A5F"/>
+            <w:sz w:val="20"/>
+            <w:szCs w:val="20"/>
+            <w:rtl/>
+          </w:rPr>
+          <w:t xml:space="preserve">9. ما بقي خارج S0</w:t>
         </w:r>
       </w:hyperlink>
     </w:p>
@@ -5185,7 +5295,7 @@
           <w:szCs w:val="32"/>
           <w:rtl/>
         </w:rPr>
-        <w:t xml:space="preserve">8. ما بقي من S0</w:t>
+        <w:t xml:space="preserve">8. الجزء الثاني: بقية S0</w:t>
       </w:r>
       <w:bookmarkEnd w:id="8"/>
     </w:p>
@@ -5203,48 +5313,35 @@
           <w:szCs w:val="21"/>
           <w:rtl/>
         </w:rPr>
-        <w:t xml:space="preserve">بالترتيب الذي سيُبنى به:</w:t>
-      </w:r>
-    </w:p>
-    <w:p>
-      <w:pPr>
-        <w:pStyle w:val="ListParagraph"/>
-        <w:numPr>
-          <w:ilvl w:val="0"/>
-          <w:numId w:val="7"/>
-        </w:numPr>
-        <w:bidi/>
-        <w:spacing w:after="70" w:before="0" w:line="300"/>
-      </w:pPr>
+        <w:t xml:space="preserve">بُني على خمس دفعات، كل واحدة باختباراتها.</w:t>
+      </w:r>
+    </w:p>
+    <w:p>
+      <w:pPr>
+        <w:pStyle w:val="Heading2"/>
+        <w:bidi/>
+      </w:pPr>
+      <w:bookmarkStart w:name="_sec9" w:id="9"/>
       <w:r>
         <w:rPr>
           <w:rFonts w:ascii="Arial" w:cs="Arial" w:eastAsia="Arial" w:hAnsi="Arial"/>
           <w:b/>
           <w:bCs/>
-          <w:sz w:val="21"/>
-          <w:szCs w:val="21"/>
-          <w:rtl/>
-        </w:rPr>
-        <w:t xml:space="preserve">إدارة المستخدمين.</w:t>
-      </w:r>
-      <w:r>
-        <w:rPr>
-          <w:rFonts w:ascii="Arial" w:cs="Arial" w:eastAsia="Arial" w:hAnsi="Arial"/>
-          <w:b w:val="false"/>
-          <w:bCs w:val="false"/>
-          <w:sz w:val="21"/>
-          <w:szCs w:val="21"/>
-          <w:rtl/>
-        </w:rPr>
-        <w:t xml:space="preserve"> الدعوة، والتعطيل والإعادة، وفك القفل، وإعادة ضبط MFA. وحماية آخر مدير حساب (GAP-14).</w:t>
-      </w:r>
+          <w:color w:val="2B5C8A"/>
+          <w:sz w:val="26"/>
+          <w:szCs w:val="26"/>
+          <w:rtl/>
+        </w:rPr>
+        <w:t xml:space="preserve">8.1 المستخدمون والأدوار (الدفعة A)</w:t>
+      </w:r>
+      <w:bookmarkEnd w:id="9"/>
     </w:p>
     <w:p>
       <w:pPr>
         <w:pStyle w:val="ListParagraph"/>
         <w:numPr>
           <w:ilvl w:val="0"/>
-          <w:numId w:val="7"/>
+          <w:numId w:val="2"/>
         </w:numPr>
         <w:bidi/>
         <w:spacing w:after="70" w:before="0" w:line="300"/>
@@ -5258,7 +5355,73 @@
           <w:szCs w:val="21"/>
           <w:rtl/>
         </w:rPr>
-        <w:t xml:space="preserve">الأدوار وصلاحياتها ونطاق الشركات.</w:t>
+        <w:t xml:space="preserve">إدارة المستخدمين.</w:t>
+      </w:r>
+    </w:p>
+    <w:p>
+      <w:pPr>
+        <w:pStyle w:val="ListParagraph"/>
+        <w:numPr>
+          <w:ilvl w:val="1"/>
+          <w:numId w:val="2"/>
+        </w:numPr>
+        <w:bidi/>
+        <w:spacing w:after="70" w:before="0" w:line="300"/>
+      </w:pPr>
+      <w:r>
+        <w:rPr>
+          <w:rFonts w:ascii="Arial" w:cs="Arial" w:eastAsia="Arial" w:hAnsi="Arial"/>
+          <w:b w:val="false"/>
+          <w:bCs w:val="false"/>
+          <w:sz w:val="21"/>
+          <w:szCs w:val="21"/>
+          <w:rtl/>
+        </w:rPr>
+        <w:t xml:space="preserve">الدعوة والقائمة والتفاصيل.</w:t>
+      </w:r>
+    </w:p>
+    <w:p>
+      <w:pPr>
+        <w:pStyle w:val="ListParagraph"/>
+        <w:numPr>
+          <w:ilvl w:val="1"/>
+          <w:numId w:val="2"/>
+        </w:numPr>
+        <w:bidi/>
+        <w:spacing w:after="70" w:before="0" w:line="300"/>
+      </w:pPr>
+      <w:r>
+        <w:rPr>
+          <w:rFonts w:ascii="Arial" w:cs="Arial" w:eastAsia="Arial" w:hAnsi="Arial"/>
+          <w:b w:val="false"/>
+          <w:bCs w:val="false"/>
+          <w:sz w:val="21"/>
+          <w:szCs w:val="21"/>
+          <w:rtl/>
+        </w:rPr>
+        <w:t xml:space="preserve">التعطيل والإعادة، وفك القفل.</w:t>
+      </w:r>
+    </w:p>
+    <w:p>
+      <w:pPr>
+        <w:pStyle w:val="ListParagraph"/>
+        <w:numPr>
+          <w:ilvl w:val="1"/>
+          <w:numId w:val="2"/>
+        </w:numPr>
+        <w:bidi/>
+        <w:spacing w:after="70" w:before="0" w:line="300"/>
+      </w:pPr>
+      <w:r>
+        <w:rPr>
+          <w:rFonts w:ascii="Arial" w:cs="Arial" w:eastAsia="Arial" w:hAnsi="Arial"/>
+          <w:b w:val="false"/>
+          <w:bCs w:val="false"/>
+          <w:sz w:val="21"/>
+          <w:szCs w:val="21"/>
+          <w:rtl/>
+        </w:rPr>
+        <w:t xml:space="preserve">إعادة ضبط المصادقة، وإعادة إرسال الدعوة، وإنهاء الجلسات.</w:t>
       </w:r>
     </w:p>
     <w:p>
@@ -5266,7 +5429,7 @@
         <w:pStyle w:val="ListParagraph"/>
         <w:numPr>
           <w:ilvl w:val="0"/>
-          <w:numId w:val="7"/>
+          <w:numId w:val="2"/>
         </w:numPr>
         <w:bidi/>
         <w:spacing w:after="70" w:before="0" w:line="300"/>
@@ -5280,18 +5443,18 @@
           <w:szCs w:val="21"/>
           <w:rtl/>
         </w:rPr>
-        <w:t xml:space="preserve">إعادة تعيين كلمة المرور وتغييرها، وإنهاء الجلسات.</w:t>
-      </w:r>
-      <w:r>
-        <w:rPr>
-          <w:rFonts w:ascii="Arial" w:cs="Arial" w:eastAsia="Arial" w:hAnsi="Arial"/>
-          <w:b w:val="false"/>
-          <w:bCs w:val="false"/>
-          <w:sz w:val="21"/>
-          <w:szCs w:val="21"/>
-          <w:rtl/>
-        </w:rPr>
-        <w:t xml:space="preserve"> ومعها التحقق الإضافي قبل الإجراءات الحساسة.</w:t>
+        <w:t xml:space="preserve">حماية آخر مدير حساب (GAP-14).</w:t>
+      </w:r>
+      <w:r>
+        <w:rPr>
+          <w:rFonts w:ascii="Arial" w:cs="Arial" w:eastAsia="Arial" w:hAnsi="Arial"/>
+          <w:b w:val="false"/>
+          <w:bCs w:val="false"/>
+          <w:sz w:val="21"/>
+          <w:szCs w:val="21"/>
+          <w:rtl/>
+        </w:rPr>
+        <w:t xml:space="preserve"> لا يُعطَّل آخر مدير فعّال ولا يُنزع دوره (409 LAST_ACCOUNT_ADMIN).</w:t>
       </w:r>
     </w:p>
     <w:p>
@@ -5299,7 +5462,7 @@
         <w:pStyle w:val="ListParagraph"/>
         <w:numPr>
           <w:ilvl w:val="0"/>
-          <w:numId w:val="7"/>
+          <w:numId w:val="2"/>
         </w:numPr>
         <w:bidi/>
         <w:spacing w:after="70" w:before="0" w:line="300"/>
@@ -5313,7 +5476,73 @@
           <w:szCs w:val="21"/>
           <w:rtl/>
         </w:rPr>
-        <w:t xml:space="preserve">إعدادات الأمن وتعريفات الترقيم.</w:t>
+        <w:t xml:space="preserve">الأدوار.</w:t>
+      </w:r>
+    </w:p>
+    <w:p>
+      <w:pPr>
+        <w:pStyle w:val="ListParagraph"/>
+        <w:numPr>
+          <w:ilvl w:val="1"/>
+          <w:numId w:val="2"/>
+        </w:numPr>
+        <w:bidi/>
+        <w:spacing w:after="70" w:before="0" w:line="300"/>
+      </w:pPr>
+      <w:r>
+        <w:rPr>
+          <w:rFonts w:ascii="Arial" w:cs="Arial" w:eastAsia="Arial" w:hAnsi="Arial"/>
+          <w:b w:val="false"/>
+          <w:bCs w:val="false"/>
+          <w:sz w:val="21"/>
+          <w:szCs w:val="21"/>
+          <w:rtl/>
+        </w:rPr>
+        <w:t xml:space="preserve">إنشاء دور، ونسخه، وتعديل صلاحياته.</w:t>
+      </w:r>
+    </w:p>
+    <w:p>
+      <w:pPr>
+        <w:pStyle w:val="ListParagraph"/>
+        <w:numPr>
+          <w:ilvl w:val="1"/>
+          <w:numId w:val="2"/>
+        </w:numPr>
+        <w:bidi/>
+        <w:spacing w:after="70" w:before="0" w:line="300"/>
+      </w:pPr>
+      <w:r>
+        <w:rPr>
+          <w:rFonts w:ascii="Arial" w:cs="Arial" w:eastAsia="Arial" w:hAnsi="Arial"/>
+          <w:b w:val="false"/>
+          <w:bCs w:val="false"/>
+          <w:sz w:val="21"/>
+          <w:szCs w:val="21"/>
+          <w:rtl/>
+        </w:rPr>
+        <w:t xml:space="preserve">دورا TM وFO لا يُمنحان إلا برمز جديد، ويُسجَّل المنح في التدقيق بخطورة مرتفعة.</w:t>
+      </w:r>
+    </w:p>
+    <w:p>
+      <w:pPr>
+        <w:pStyle w:val="ListParagraph"/>
+        <w:numPr>
+          <w:ilvl w:val="1"/>
+          <w:numId w:val="2"/>
+        </w:numPr>
+        <w:bidi/>
+        <w:spacing w:after="70" w:before="0" w:line="300"/>
+      </w:pPr>
+      <w:r>
+        <w:rPr>
+          <w:rFonts w:ascii="Arial" w:cs="Arial" w:eastAsia="Arial" w:hAnsi="Arial"/>
+          <w:b w:val="false"/>
+          <w:bCs w:val="false"/>
+          <w:sz w:val="21"/>
+          <w:szCs w:val="21"/>
+          <w:rtl/>
+        </w:rPr>
+        <w:t xml:space="preserve">الصلاحيات التي تقفلها المنصة تُرفض قبل الكتابة (403 PERMISSION_LOCKED)، ويُسجَّل الرفض.</w:t>
       </w:r>
     </w:p>
     <w:p>
@@ -5321,7 +5550,7 @@
         <w:pStyle w:val="ListParagraph"/>
         <w:numPr>
           <w:ilvl w:val="0"/>
-          <w:numId w:val="7"/>
+          <w:numId w:val="2"/>
         </w:numPr>
         <w:bidi/>
         <w:spacing w:after="70" w:before="0" w:line="300"/>
@@ -5335,18 +5564,18 @@
           <w:szCs w:val="21"/>
           <w:rtl/>
         </w:rPr>
-        <w:t xml:space="preserve">سجل التدقيق.</w:t>
-      </w:r>
-      <w:r>
-        <w:rPr>
-          <w:rFonts w:ascii="Arial" w:cs="Arial" w:eastAsia="Arial" w:hAnsi="Arial"/>
-          <w:b w:val="false"/>
-          <w:bCs w:val="false"/>
-          <w:sz w:val="21"/>
-          <w:szCs w:val="21"/>
-          <w:rtl/>
-        </w:rPr>
-        <w:t xml:space="preserve"> العرض والتصدير.</w:t>
+        <w:t xml:space="preserve">نطاق الشركات</w:t>
+      </w:r>
+      <w:r>
+        <w:rPr>
+          <w:rFonts w:ascii="Arial" w:cs="Arial" w:eastAsia="Arial" w:hAnsi="Arial"/>
+          <w:b w:val="false"/>
+          <w:bCs w:val="false"/>
+          <w:sz w:val="21"/>
+          <w:szCs w:val="21"/>
+          <w:rtl/>
+        </w:rPr>
+        <w:t xml:space="preserve"> لكل مستخدم: الكل أو المحدّد.</w:t>
       </w:r>
     </w:p>
     <w:p>
@@ -5354,7 +5583,7 @@
         <w:pStyle w:val="ListParagraph"/>
         <w:numPr>
           <w:ilvl w:val="0"/>
-          <w:numId w:val="7"/>
+          <w:numId w:val="2"/>
         </w:numPr>
         <w:bidi/>
         <w:spacing w:after="70" w:before="0" w:line="300"/>
@@ -5368,18 +5597,62 @@
           <w:szCs w:val="21"/>
           <w:rtl/>
         </w:rPr>
-        <w:t xml:space="preserve">منح الدعم.</w:t>
-      </w:r>
-      <w:r>
-        <w:rPr>
-          <w:rFonts w:ascii="Arial" w:cs="Arial" w:eastAsia="Arial" w:hAnsi="Arial"/>
-          <w:b w:val="false"/>
-          <w:bCs w:val="false"/>
-          <w:sz w:val="21"/>
-          <w:szCs w:val="21"/>
-          <w:rtl/>
-        </w:rPr>
-        <w:t xml:space="preserve"> شاشة المشترك ولوحة المشغّل، وتحتاج GAP-5 وGAP-6.</w:t>
+        <w:t xml:space="preserve">كلمة المرور.</w:t>
+      </w:r>
+      <w:r>
+        <w:rPr>
+          <w:rFonts w:ascii="Arial" w:cs="Arial" w:eastAsia="Arial" w:hAnsi="Arial"/>
+          <w:b w:val="false"/>
+          <w:bCs w:val="false"/>
+          <w:sz w:val="21"/>
+          <w:szCs w:val="21"/>
+          <w:rtl/>
+        </w:rPr>
+        <w:t xml:space="preserve"> إعادة التعيين برابط، وتغييرها برمز جديد.</w:t>
+      </w:r>
+    </w:p>
+    <w:p>
+      <w:pPr>
+        <w:pStyle w:val="ListParagraph"/>
+        <w:numPr>
+          <w:ilvl w:val="1"/>
+          <w:numId w:val="2"/>
+        </w:numPr>
+        <w:bidi/>
+        <w:spacing w:after="70" w:before="0" w:line="300"/>
+      </w:pPr>
+      <w:r>
+        <w:rPr>
+          <w:rFonts w:ascii="Arial" w:cs="Arial" w:eastAsia="Arial" w:hAnsi="Arial"/>
+          <w:b w:val="false"/>
+          <w:bCs w:val="false"/>
+          <w:sz w:val="21"/>
+          <w:szCs w:val="21"/>
+          <w:rtl/>
+        </w:rPr>
+        <w:t xml:space="preserve">طلب الإعادة يجيب الجواب نفسه للبريد المجهول والمعروف.</w:t>
+      </w:r>
+    </w:p>
+    <w:p>
+      <w:pPr>
+        <w:pStyle w:val="ListParagraph"/>
+        <w:numPr>
+          <w:ilvl w:val="1"/>
+          <w:numId w:val="2"/>
+        </w:numPr>
+        <w:bidi/>
+        <w:spacing w:after="70" w:before="0" w:line="300"/>
+      </w:pPr>
+      <w:r>
+        <w:rPr>
+          <w:rFonts w:ascii="Arial" w:cs="Arial" w:eastAsia="Arial" w:hAnsi="Arial"/>
+          <w:b w:val="false"/>
+          <w:bCs w:val="false"/>
+          <w:sz w:val="21"/>
+          <w:szCs w:val="21"/>
+          <w:rtl/>
+        </w:rPr>
+        <w:t xml:space="preserve">التغيير ينهي الجلسات الأخرى.</w:t>
       </w:r>
     </w:p>
     <w:p>
@@ -5387,7 +5660,7 @@
         <w:pStyle w:val="ListParagraph"/>
         <w:numPr>
           <w:ilvl w:val="0"/>
-          <w:numId w:val="7"/>
+          <w:numId w:val="2"/>
         </w:numPr>
         <w:bidi/>
         <w:spacing w:after="70" w:before="0" w:line="300"/>
@@ -5401,59 +5674,52 @@
           <w:szCs w:val="21"/>
           <w:rtl/>
         </w:rPr>
-        <w:t xml:space="preserve">مهام التسليم والتنظيف والتذكير.</w:t>
-      </w:r>
-      <w:r>
-        <w:rPr>
-          <w:rFonts w:ascii="Arial" w:cs="Arial" w:eastAsia="Arial" w:hAnsi="Arial"/>
-          <w:b w:val="false"/>
-          <w:bCs w:val="false"/>
-          <w:sz w:val="21"/>
-          <w:szCs w:val="21"/>
-          <w:rtl/>
-        </w:rPr>
-        <w:t xml:space="preserve"> OUTBOX والتنظيف وتذكير التجربة.</w:t>
-      </w:r>
-    </w:p>
-    <w:p>
-      <w:pPr>
-        <w:pStyle w:val="ListParagraph"/>
-        <w:numPr>
-          <w:ilvl w:val="0"/>
-          <w:numId w:val="7"/>
-        </w:numPr>
-        <w:bidi/>
-        <w:spacing w:after="70" w:before="0" w:line="300"/>
-      </w:pPr>
+        <w:t xml:space="preserve">التحقق الإضافي قبل الإجراءات الحساسة.</w:t>
+      </w:r>
+      <w:r>
+        <w:rPr>
+          <w:rFonts w:ascii="Arial" w:cs="Arial" w:eastAsia="Arial" w:hAnsi="Arial"/>
+          <w:b w:val="false"/>
+          <w:bCs w:val="false"/>
+          <w:sz w:val="21"/>
+          <w:szCs w:val="21"/>
+          <w:rtl/>
+        </w:rPr>
+        <w:t xml:space="preserve"> يُطلب رمز جديد في الطلب نفسه، ويُرفض بلا رمز: 401 REAUTH_REQUIRED للمشترك، و403 STEP_UP_REQUIRED للمشغّل.</w:t>
+      </w:r>
+    </w:p>
+    <w:p>
+      <w:pPr>
+        <w:bidi/>
+        <w:spacing w:after="60" w:before="0"/>
+      </w:pPr>
+    </w:p>
+    <w:p>
+      <w:pPr>
+        <w:pStyle w:val="Heading2"/>
+        <w:bidi/>
+      </w:pPr>
+      <w:bookmarkStart w:name="_sec10" w:id="10"/>
       <w:r>
         <w:rPr>
           <w:rFonts w:ascii="Arial" w:cs="Arial" w:eastAsia="Arial" w:hAnsi="Arial"/>
           <w:b/>
           <w:bCs/>
-          <w:sz w:val="21"/>
-          <w:szCs w:val="21"/>
-          <w:rtl/>
-        </w:rPr>
-        <w:t xml:space="preserve">اختبارات المتصفح (e2e)</w:t>
-      </w:r>
-      <w:r>
-        <w:rPr>
-          <w:rFonts w:ascii="Arial" w:cs="Arial" w:eastAsia="Arial" w:hAnsi="Arial"/>
-          <w:b w:val="false"/>
-          <w:bCs w:val="false"/>
-          <w:sz w:val="21"/>
-          <w:szCs w:val="21"/>
-          <w:rtl/>
-        </w:rPr>
-        <w:t xml:space="preserve"> بـ Playwright.</w:t>
-      </w:r>
+          <w:color w:val="2B5C8A"/>
+          <w:sz w:val="26"/>
+          <w:szCs w:val="26"/>
+          <w:rtl/>
+        </w:rPr>
+        <w:t xml:space="preserve">8.2 الإعدادات والترقيم والتدقيق (الدفعة B)</w:t>
+      </w:r>
+      <w:bookmarkEnd w:id="10"/>
     </w:p>
     <w:p>
       <w:pPr>
         <w:pStyle w:val="ListParagraph"/>
         <w:numPr>
           <w:ilvl w:val="0"/>
-          <w:numId w:val="7"/>
+          <w:numId w:val="2"/>
         </w:numPr>
         <w:bidi/>
         <w:spacing w:after="70" w:before="0" w:line="300"/>
@@ -5467,7 +5733,73 @@
           <w:szCs w:val="21"/>
           <w:rtl/>
         </w:rPr>
-        <w:t xml:space="preserve">الواجهة العربية مع RTL، ورمز QR لضبط المصادقة.</w:t>
+        <w:t xml:space="preserve">إعدادات المشترك.</w:t>
+      </w:r>
+    </w:p>
+    <w:p>
+      <w:pPr>
+        <w:pStyle w:val="ListParagraph"/>
+        <w:numPr>
+          <w:ilvl w:val="1"/>
+          <w:numId w:val="2"/>
+        </w:numPr>
+        <w:bidi/>
+        <w:spacing w:after="70" w:before="0" w:line="300"/>
+      </w:pPr>
+      <w:r>
+        <w:rPr>
+          <w:rFonts w:ascii="Arial" w:cs="Arial" w:eastAsia="Arial" w:hAnsi="Arial"/>
+          <w:b w:val="false"/>
+          <w:bCs w:val="false"/>
+          <w:sz w:val="21"/>
+          <w:szCs w:val="21"/>
+          <w:rtl/>
+        </w:rPr>
+        <w:t xml:space="preserve">كل إعداد ضمن الحدود التي تسمح بها المنصة.</w:t>
+      </w:r>
+    </w:p>
+    <w:p>
+      <w:pPr>
+        <w:pStyle w:val="ListParagraph"/>
+        <w:numPr>
+          <w:ilvl w:val="1"/>
+          <w:numId w:val="2"/>
+        </w:numPr>
+        <w:bidi/>
+        <w:spacing w:after="70" w:before="0" w:line="300"/>
+      </w:pPr>
+      <w:r>
+        <w:rPr>
+          <w:rFonts w:ascii="Arial" w:cs="Arial" w:eastAsia="Arial" w:hAnsi="Arial"/>
+          <w:b w:val="false"/>
+          <w:bCs w:val="false"/>
+          <w:sz w:val="21"/>
+          <w:szCs w:val="21"/>
+          <w:rtl/>
+        </w:rPr>
+        <w:t xml:space="preserve">كل تغيير يُسجَّل في التدقيق بالقيمتين القديمة والجديدة.</w:t>
+      </w:r>
+    </w:p>
+    <w:p>
+      <w:pPr>
+        <w:pStyle w:val="ListParagraph"/>
+        <w:numPr>
+          <w:ilvl w:val="1"/>
+          <w:numId w:val="2"/>
+        </w:numPr>
+        <w:bidi/>
+        <w:spacing w:after="70" w:before="0" w:line="300"/>
+      </w:pPr>
+      <w:r>
+        <w:rPr>
+          <w:rFonts w:ascii="Arial" w:cs="Arial" w:eastAsia="Arial" w:hAnsi="Arial"/>
+          <w:b w:val="false"/>
+          <w:bCs w:val="false"/>
+          <w:sz w:val="21"/>
+          <w:szCs w:val="21"/>
+          <w:rtl/>
+        </w:rPr>
+        <w:t xml:space="preserve">حذف القيمة يعيد الافتراضي.</w:t>
       </w:r>
     </w:p>
     <w:p>
@@ -5475,7 +5807,7 @@
         <w:pStyle w:val="ListParagraph"/>
         <w:numPr>
           <w:ilvl w:val="0"/>
-          <w:numId w:val="7"/>
+          <w:numId w:val="2"/>
         </w:numPr>
         <w:bidi/>
         <w:spacing w:after="70" w:before="0" w:line="300"/>
@@ -5489,7 +5821,73 @@
           <w:szCs w:val="21"/>
           <w:rtl/>
         </w:rPr>
-        <w:t xml:space="preserve">قائمة كلمات المرور المسرّبة (DQ-S04-1).</w:t>
+        <w:t xml:space="preserve">تعريفات الترقيم.</w:t>
+      </w:r>
+    </w:p>
+    <w:p>
+      <w:pPr>
+        <w:pStyle w:val="ListParagraph"/>
+        <w:numPr>
+          <w:ilvl w:val="1"/>
+          <w:numId w:val="2"/>
+        </w:numPr>
+        <w:bidi/>
+        <w:spacing w:after="70" w:before="0" w:line="300"/>
+      </w:pPr>
+      <w:r>
+        <w:rPr>
+          <w:rFonts w:ascii="Arial" w:cs="Arial" w:eastAsia="Arial" w:hAnsi="Arial"/>
+          <w:b w:val="false"/>
+          <w:bCs w:val="false"/>
+          <w:sz w:val="21"/>
+          <w:szCs w:val="21"/>
+          <w:rtl/>
+        </w:rPr>
+        <w:t xml:space="preserve">الإنشاء والتعديل، ومعاينة النمط.</w:t>
+      </w:r>
+    </w:p>
+    <w:p>
+      <w:pPr>
+        <w:pStyle w:val="ListParagraph"/>
+        <w:numPr>
+          <w:ilvl w:val="1"/>
+          <w:numId w:val="2"/>
+        </w:numPr>
+        <w:bidi/>
+        <w:spacing w:after="70" w:before="0" w:line="300"/>
+      </w:pPr>
+      <w:r>
+        <w:rPr>
+          <w:rFonts w:ascii="Arial" w:cs="Arial" w:eastAsia="Arial" w:hAnsi="Arial"/>
+          <w:b w:val="false"/>
+          <w:bCs w:val="false"/>
+          <w:sz w:val="21"/>
+          <w:szCs w:val="21"/>
+          <w:rtl/>
+        </w:rPr>
+        <w:t xml:space="preserve">الأرقام الصادرة، وإلغاء رقم مع ذكر السبب.</w:t>
+      </w:r>
+    </w:p>
+    <w:p>
+      <w:pPr>
+        <w:pStyle w:val="ListParagraph"/>
+        <w:numPr>
+          <w:ilvl w:val="1"/>
+          <w:numId w:val="2"/>
+        </w:numPr>
+        <w:bidi/>
+        <w:spacing w:after="70" w:before="0" w:line="300"/>
+      </w:pPr>
+      <w:r>
+        <w:rPr>
+          <w:rFonts w:ascii="Arial" w:cs="Arial" w:eastAsia="Arial" w:hAnsi="Arial"/>
+          <w:b w:val="false"/>
+          <w:bCs w:val="false"/>
+          <w:sz w:val="21"/>
+          <w:szCs w:val="21"/>
+          <w:rtl/>
+        </w:rPr>
+        <w:t xml:space="preserve">أرقام الطلبات والبروفورما بلا فجوات.</w:t>
       </w:r>
     </w:p>
     <w:p>
@@ -5497,7 +5895,7 @@
         <w:pStyle w:val="ListParagraph"/>
         <w:numPr>
           <w:ilvl w:val="0"/>
-          <w:numId w:val="7"/>
+          <w:numId w:val="2"/>
         </w:numPr>
         <w:bidi/>
         <w:spacing w:after="70" w:before="0" w:line="300"/>
@@ -5511,30 +5909,62 @@
           <w:szCs w:val="21"/>
           <w:rtl/>
         </w:rPr>
-        <w:t xml:space="preserve">المرسِل عبر SMTP.</w:t>
-      </w:r>
-      <w:r>
-        <w:rPr>
-          <w:rFonts w:ascii="Arial" w:cs="Arial" w:eastAsia="Arial" w:hAnsi="Arial"/>
-          <w:b w:val="false"/>
-          <w:bCs w:val="false"/>
-          <w:sz w:val="21"/>
-          <w:szCs w:val="21"/>
-          <w:rtl/>
-        </w:rPr>
-        <w:t xml:space="preserve"> يأتي مع قرار الاستضافة.</w:t>
-      </w:r>
-    </w:p>
-    <w:p>
-      <w:pPr>
-        <w:bidi/>
-        <w:spacing w:after="60" w:before="0"/>
-      </w:pPr>
-    </w:p>
-    <w:p>
-      <w:pPr>
-        <w:bidi/>
-        <w:spacing w:after="110" w:before="0" w:line="312"/>
+        <w:t xml:space="preserve">سجل التدقيق.</w:t>
+      </w:r>
+    </w:p>
+    <w:p>
+      <w:pPr>
+        <w:pStyle w:val="ListParagraph"/>
+        <w:numPr>
+          <w:ilvl w:val="1"/>
+          <w:numId w:val="2"/>
+        </w:numPr>
+        <w:bidi/>
+        <w:spacing w:after="70" w:before="0" w:line="300"/>
+      </w:pPr>
+      <w:r>
+        <w:rPr>
+          <w:rFonts w:ascii="Arial" w:cs="Arial" w:eastAsia="Arial" w:hAnsi="Arial"/>
+          <w:b w:val="false"/>
+          <w:bCs w:val="false"/>
+          <w:sz w:val="21"/>
+          <w:szCs w:val="21"/>
+          <w:rtl/>
+        </w:rPr>
+        <w:t xml:space="preserve">كل قراءة له تُسجَّل (AUDIT_VIEWED).</w:t>
+      </w:r>
+    </w:p>
+    <w:p>
+      <w:pPr>
+        <w:pStyle w:val="ListParagraph"/>
+        <w:numPr>
+          <w:ilvl w:val="1"/>
+          <w:numId w:val="2"/>
+        </w:numPr>
+        <w:bidi/>
+        <w:spacing w:after="70" w:before="0" w:line="300"/>
+      </w:pPr>
+      <w:r>
+        <w:rPr>
+          <w:rFonts w:ascii="Arial" w:cs="Arial" w:eastAsia="Arial" w:hAnsi="Arial"/>
+          <w:b w:val="false"/>
+          <w:bCs w:val="false"/>
+          <w:sz w:val="21"/>
+          <w:szCs w:val="21"/>
+          <w:rtl/>
+        </w:rPr>
+        <w:t xml:space="preserve">تصدير CSV برمز جديد، ويُسجَّل التصدير بخطورة مرتفعة.</w:t>
+      </w:r>
+    </w:p>
+    <w:p>
+      <w:pPr>
+        <w:pStyle w:val="ListParagraph"/>
+        <w:numPr>
+          <w:ilvl w:val="0"/>
+          <w:numId w:val="2"/>
+        </w:numPr>
+        <w:bidi/>
+        <w:spacing w:after="70" w:before="0" w:line="300"/>
       </w:pPr>
       <w:r>
         <w:rPr>
@@ -5545,7 +5975,18 @@
           <w:szCs w:val="21"/>
           <w:rtl/>
         </w:rPr>
-        <w:t xml:space="preserve">بنود تحتاج قرارًا خارج البناء:</w:t>
+        <w:t xml:space="preserve">شاشة المهام الخلفية:</w:t>
+      </w:r>
+      <w:r>
+        <w:rPr>
+          <w:rFonts w:ascii="Arial" w:cs="Arial" w:eastAsia="Arial" w:hAnsi="Arial"/>
+          <w:b w:val="false"/>
+          <w:bCs w:val="false"/>
+          <w:sz w:val="21"/>
+          <w:szCs w:val="21"/>
+          <w:rtl/>
+        </w:rPr>
+        <w:t xml:space="preserve"> آخر تشغيل وآخر نجاح لكل مهمة.</w:t>
       </w:r>
     </w:p>
     <w:p>
@@ -5561,14 +6002,128 @@
       <w:r>
         <w:rPr>
           <w:rFonts w:ascii="Arial" w:cs="Arial" w:eastAsia="Arial" w:hAnsi="Arial"/>
-          <w:b w:val="false"/>
-          <w:bCs w:val="false"/>
-          <w:sz w:val="21"/>
-          <w:szCs w:val="21"/>
-          <w:rtl/>
-        </w:rPr>
-        <w:t xml:space="preserve">منتج KMS (DQ-S02-1).</w:t>
-      </w:r>
+          <w:b/>
+          <w:bCs/>
+          <w:sz w:val="21"/>
+          <w:szCs w:val="21"/>
+          <w:rtl/>
+        </w:rPr>
+        <w:t xml:space="preserve">اصطلاحات API (DOC-B04).</w:t>
+      </w:r>
+    </w:p>
+    <w:p>
+      <w:pPr>
+        <w:pStyle w:val="ListParagraph"/>
+        <w:numPr>
+          <w:ilvl w:val="1"/>
+          <w:numId w:val="2"/>
+        </w:numPr>
+        <w:bidi/>
+        <w:spacing w:after="70" w:before="0" w:line="300"/>
+      </w:pPr>
+      <w:r>
+        <w:rPr>
+          <w:rFonts w:ascii="Arial" w:cs="Arial" w:eastAsia="Arial" w:hAnsi="Arial"/>
+          <w:b w:val="false"/>
+          <w:bCs w:val="false"/>
+          <w:sz w:val="21"/>
+          <w:szCs w:val="21"/>
+          <w:rtl/>
+        </w:rPr>
+        <w:t xml:space="preserve">التعديل يحتاج ETag في If-Match: بدونه 428، ومع نسخة قديمة 409.</w:t>
+      </w:r>
+    </w:p>
+    <w:p>
+      <w:pPr>
+        <w:pStyle w:val="ListParagraph"/>
+        <w:numPr>
+          <w:ilvl w:val="1"/>
+          <w:numId w:val="2"/>
+        </w:numPr>
+        <w:bidi/>
+        <w:spacing w:after="70" w:before="0" w:line="300"/>
+      </w:pPr>
+      <w:r>
+        <w:rPr>
+          <w:rFonts w:ascii="Arial" w:cs="Arial" w:eastAsia="Arial" w:hAnsi="Arial"/>
+          <w:b w:val="false"/>
+          <w:bCs w:val="false"/>
+          <w:sz w:val="21"/>
+          <w:szCs w:val="21"/>
+          <w:rtl/>
+        </w:rPr>
+        <w:t xml:space="preserve">مفتاح Idempotency-Key لطلبات POST.</w:t>
+      </w:r>
+    </w:p>
+    <w:p>
+      <w:pPr>
+        <w:pStyle w:val="ListParagraph"/>
+        <w:numPr>
+          <w:ilvl w:val="1"/>
+          <w:numId w:val="2"/>
+        </w:numPr>
+        <w:bidi/>
+        <w:spacing w:after="70" w:before="0" w:line="300"/>
+      </w:pPr>
+      <w:r>
+        <w:rPr>
+          <w:rFonts w:ascii="Arial" w:cs="Arial" w:eastAsia="Arial" w:hAnsi="Arial"/>
+          <w:b w:val="false"/>
+          <w:bCs w:val="false"/>
+          <w:sz w:val="21"/>
+          <w:szCs w:val="21"/>
+          <w:rtl/>
+        </w:rPr>
+        <w:t xml:space="preserve">المؤشرات والمعرّفات محمية لا تُخمَّن.</w:t>
+      </w:r>
+    </w:p>
+    <w:p>
+      <w:pPr>
+        <w:pStyle w:val="ListParagraph"/>
+        <w:numPr>
+          <w:ilvl w:val="1"/>
+          <w:numId w:val="2"/>
+        </w:numPr>
+        <w:bidi/>
+        <w:spacing w:after="70" w:before="0" w:line="300"/>
+      </w:pPr>
+      <w:r>
+        <w:rPr>
+          <w:rFonts w:ascii="Arial" w:cs="Arial" w:eastAsia="Arial" w:hAnsi="Arial"/>
+          <w:b w:val="false"/>
+          <w:bCs w:val="false"/>
+          <w:sz w:val="21"/>
+          <w:szCs w:val="21"/>
+          <w:rtl/>
+        </w:rPr>
+        <w:t xml:space="preserve">المُعامل المجهول يُرفض (400).</w:t>
+      </w:r>
+    </w:p>
+    <w:p>
+      <w:pPr>
+        <w:bidi/>
+        <w:spacing w:after="60" w:before="0"/>
+      </w:pPr>
+    </w:p>
+    <w:p>
+      <w:pPr>
+        <w:pStyle w:val="Heading2"/>
+        <w:bidi/>
+      </w:pPr>
+      <w:bookmarkStart w:name="_sec11" w:id="11"/>
+      <w:r>
+        <w:rPr>
+          <w:rFonts w:ascii="Arial" w:cs="Arial" w:eastAsia="Arial" w:hAnsi="Arial"/>
+          <w:b/>
+          <w:bCs/>
+          <w:color w:val="2B5C8A"/>
+          <w:sz w:val="26"/>
+          <w:szCs w:val="26"/>
+          <w:rtl/>
+        </w:rPr>
+        <w:t xml:space="preserve">8.3 الدعم ولوحة المشغّل (الدفعة C، GAP-5 وGAP-6)</w:t>
+      </w:r>
+      <w:bookmarkEnd w:id="11"/>
     </w:p>
     <w:p>
       <w:pPr>
@@ -5583,13 +6138,57 @@
       <w:r>
         <w:rPr>
           <w:rFonts w:ascii="Arial" w:cs="Arial" w:eastAsia="Arial" w:hAnsi="Arial"/>
-          <w:b w:val="false"/>
-          <w:bCs w:val="false"/>
-          <w:sz w:val="21"/>
-          <w:szCs w:val="21"/>
-          <w:rtl/>
-        </w:rPr>
-        <w:t xml:space="preserve">مزوّد البريد.</w:t>
+          <w:b/>
+          <w:bCs/>
+          <w:sz w:val="21"/>
+          <w:szCs w:val="21"/>
+          <w:rtl/>
+        </w:rPr>
+        <w:t xml:space="preserve">منح الدعم من المشترك.</w:t>
+      </w:r>
+    </w:p>
+    <w:p>
+      <w:pPr>
+        <w:pStyle w:val="ListParagraph"/>
+        <w:numPr>
+          <w:ilvl w:val="1"/>
+          <w:numId w:val="2"/>
+        </w:numPr>
+        <w:bidi/>
+        <w:spacing w:after="70" w:before="0" w:line="300"/>
+      </w:pPr>
+      <w:r>
+        <w:rPr>
+          <w:rFonts w:ascii="Arial" w:cs="Arial" w:eastAsia="Arial" w:hAnsi="Arial"/>
+          <w:b w:val="false"/>
+          <w:bCs w:val="false"/>
+          <w:sz w:val="21"/>
+          <w:szCs w:val="21"/>
+          <w:rtl/>
+        </w:rPr>
+        <w:t xml:space="preserve">يختار المشترك مشغّل الدعم، ومدة من 1 إلى 72 ساعة، والسبب.</w:t>
+      </w:r>
+    </w:p>
+    <w:p>
+      <w:pPr>
+        <w:pStyle w:val="ListParagraph"/>
+        <w:numPr>
+          <w:ilvl w:val="1"/>
+          <w:numId w:val="2"/>
+        </w:numPr>
+        <w:bidi/>
+        <w:spacing w:after="70" w:before="0" w:line="300"/>
+      </w:pPr>
+      <w:r>
+        <w:rPr>
+          <w:rFonts w:ascii="Arial" w:cs="Arial" w:eastAsia="Arial" w:hAnsi="Arial"/>
+          <w:b w:val="false"/>
+          <w:bCs w:val="false"/>
+          <w:sz w:val="21"/>
+          <w:szCs w:val="21"/>
+          <w:rtl/>
+        </w:rPr>
+        <w:t xml:space="preserve">يمكنه إلغاء المنحة في أي وقت.</w:t>
       </w:r>
     </w:p>
     <w:p>
@@ -5605,6 +6204,2056 @@
       <w:r>
         <w:rPr>
           <w:rFonts w:ascii="Arial" w:cs="Arial" w:eastAsia="Arial" w:hAnsi="Arial"/>
+          <w:b/>
+          <w:bCs/>
+          <w:sz w:val="21"/>
+          <w:szCs w:val="21"/>
+          <w:rtl/>
+        </w:rPr>
+        <w:t xml:space="preserve">المشغّل في الدعم.</w:t>
+      </w:r>
+    </w:p>
+    <w:p>
+      <w:pPr>
+        <w:pStyle w:val="ListParagraph"/>
+        <w:numPr>
+          <w:ilvl w:val="1"/>
+          <w:numId w:val="2"/>
+        </w:numPr>
+        <w:bidi/>
+        <w:spacing w:after="70" w:before="0" w:line="300"/>
+      </w:pPr>
+      <w:r>
+        <w:rPr>
+          <w:rFonts w:ascii="Arial" w:cs="Arial" w:eastAsia="Arial" w:hAnsi="Arial"/>
+          <w:b w:val="false"/>
+          <w:bCs w:val="false"/>
+          <w:sz w:val="21"/>
+          <w:szCs w:val="21"/>
+          <w:rtl/>
+        </w:rPr>
+        <w:t xml:space="preserve">يرى منحه الجارية.</w:t>
+      </w:r>
+    </w:p>
+    <w:p>
+      <w:pPr>
+        <w:pStyle w:val="ListParagraph"/>
+        <w:numPr>
+          <w:ilvl w:val="1"/>
+          <w:numId w:val="2"/>
+        </w:numPr>
+        <w:bidi/>
+        <w:spacing w:after="70" w:before="0" w:line="300"/>
+      </w:pPr>
+      <w:r>
+        <w:rPr>
+          <w:rFonts w:ascii="Arial" w:cs="Arial" w:eastAsia="Arial" w:hAnsi="Arial"/>
+          <w:b w:val="false"/>
+          <w:bCs w:val="false"/>
+          <w:sz w:val="21"/>
+          <w:szCs w:val="21"/>
+          <w:rtl/>
+        </w:rPr>
+        <w:t xml:space="preserve">يطّلع على مستخدمي المشترك قراءةً فقط باتصال الدعم.</w:t>
+      </w:r>
+    </w:p>
+    <w:p>
+      <w:pPr>
+        <w:pStyle w:val="ListParagraph"/>
+        <w:numPr>
+          <w:ilvl w:val="1"/>
+          <w:numId w:val="2"/>
+        </w:numPr>
+        <w:bidi/>
+        <w:spacing w:after="70" w:before="0" w:line="300"/>
+      </w:pPr>
+      <w:r>
+        <w:rPr>
+          <w:rFonts w:ascii="Arial" w:cs="Arial" w:eastAsia="Arial" w:hAnsi="Arial"/>
+          <w:b w:val="false"/>
+          <w:bCs w:val="false"/>
+          <w:sz w:val="21"/>
+          <w:szCs w:val="21"/>
+          <w:rtl/>
+        </w:rPr>
+        <w:t xml:space="preserve">كل صفحة يفتحها تُسجَّل في تدقيق المشترك، والرفض يُسجَّل بخطورة مرتفعة.</w:t>
+      </w:r>
+    </w:p>
+    <w:p>
+      <w:pPr>
+        <w:pStyle w:val="ListParagraph"/>
+        <w:numPr>
+          <w:ilvl w:val="0"/>
+          <w:numId w:val="2"/>
+        </w:numPr>
+        <w:bidi/>
+        <w:spacing w:after="70" w:before="0" w:line="300"/>
+      </w:pPr>
+      <w:r>
+        <w:rPr>
+          <w:rFonts w:ascii="Arial" w:cs="Arial" w:eastAsia="Arial" w:hAnsi="Arial"/>
+          <w:b/>
+          <w:bCs/>
+          <w:sz w:val="21"/>
+          <w:szCs w:val="21"/>
+          <w:rtl/>
+        </w:rPr>
+        <w:t xml:space="preserve">تفاصيل المشترك في اللوحة.</w:t>
+      </w:r>
+      <w:r>
+        <w:rPr>
+          <w:rFonts w:ascii="Arial" w:cs="Arial" w:eastAsia="Arial" w:hAnsi="Arial"/>
+          <w:b w:val="false"/>
+          <w:bCs w:val="false"/>
+          <w:sz w:val="21"/>
+          <w:szCs w:val="21"/>
+          <w:rtl/>
+        </w:rPr>
+        <w:t xml:space="preserve"> عدّادات وحالات فقط، بلا بيانات أعمال (FR-PLT-005).</w:t>
+      </w:r>
+    </w:p>
+    <w:p>
+      <w:pPr>
+        <w:pStyle w:val="ListParagraph"/>
+        <w:numPr>
+          <w:ilvl w:val="1"/>
+          <w:numId w:val="2"/>
+        </w:numPr>
+        <w:bidi/>
+        <w:spacing w:after="70" w:before="0" w:line="300"/>
+      </w:pPr>
+      <w:r>
+        <w:rPr>
+          <w:rFonts w:ascii="Arial" w:cs="Arial" w:eastAsia="Arial" w:hAnsi="Arial"/>
+          <w:b w:val="false"/>
+          <w:bCs w:val="false"/>
+          <w:sz w:val="21"/>
+          <w:szCs w:val="21"/>
+          <w:rtl/>
+        </w:rPr>
+        <w:t xml:space="preserve">العدّادات: المستخدمون والأدوار، وحالة المدير الأول والتهيئة والدعوة، وآخر دخول.</w:t>
+      </w:r>
+    </w:p>
+    <w:p>
+      <w:pPr>
+        <w:pStyle w:val="ListParagraph"/>
+        <w:numPr>
+          <w:ilvl w:val="0"/>
+          <w:numId w:val="2"/>
+        </w:numPr>
+        <w:bidi/>
+        <w:spacing w:after="70" w:before="0" w:line="300"/>
+      </w:pPr>
+      <w:r>
+        <w:rPr>
+          <w:rFonts w:ascii="Arial" w:cs="Arial" w:eastAsia="Arial" w:hAnsi="Arial"/>
+          <w:b/>
+          <w:bCs/>
+          <w:sz w:val="21"/>
+          <w:szCs w:val="21"/>
+          <w:rtl/>
+        </w:rPr>
+        <w:t xml:space="preserve">إجراءات اللوحة.</w:t>
+      </w:r>
+    </w:p>
+    <w:p>
+      <w:pPr>
+        <w:pStyle w:val="ListParagraph"/>
+        <w:numPr>
+          <w:ilvl w:val="1"/>
+          <w:numId w:val="2"/>
+        </w:numPr>
+        <w:bidi/>
+        <w:spacing w:after="70" w:before="0" w:line="300"/>
+      </w:pPr>
+      <w:r>
+        <w:rPr>
+          <w:rFonts w:ascii="Arial" w:cs="Arial" w:eastAsia="Arial" w:hAnsi="Arial"/>
+          <w:b w:val="false"/>
+          <w:bCs w:val="false"/>
+          <w:sz w:val="21"/>
+          <w:szCs w:val="21"/>
+          <w:rtl/>
+        </w:rPr>
+        <w:t xml:space="preserve">الوحدات المفعّلة.</w:t>
+      </w:r>
+    </w:p>
+    <w:p>
+      <w:pPr>
+        <w:pStyle w:val="ListParagraph"/>
+        <w:numPr>
+          <w:ilvl w:val="1"/>
+          <w:numId w:val="2"/>
+        </w:numPr>
+        <w:bidi/>
+        <w:spacing w:after="70" w:before="0" w:line="300"/>
+      </w:pPr>
+      <w:r>
+        <w:rPr>
+          <w:rFonts w:ascii="Arial" w:cs="Arial" w:eastAsia="Arial" w:hAnsi="Arial"/>
+          <w:b w:val="false"/>
+          <w:bCs w:val="false"/>
+          <w:sz w:val="21"/>
+          <w:szCs w:val="21"/>
+          <w:rtl/>
+        </w:rPr>
+        <w:t xml:space="preserve">إعادة إرسال الدعوة الأولى.</w:t>
+      </w:r>
+    </w:p>
+    <w:p>
+      <w:pPr>
+        <w:pStyle w:val="ListParagraph"/>
+        <w:numPr>
+          <w:ilvl w:val="1"/>
+          <w:numId w:val="2"/>
+        </w:numPr>
+        <w:bidi/>
+        <w:spacing w:after="70" w:before="0" w:line="300"/>
+      </w:pPr>
+      <w:r>
+        <w:rPr>
+          <w:rFonts w:ascii="Arial" w:cs="Arial" w:eastAsia="Arial" w:hAnsi="Arial"/>
+          <w:b w:val="false"/>
+          <w:bCs w:val="false"/>
+          <w:sz w:val="21"/>
+          <w:szCs w:val="21"/>
+          <w:rtl/>
+        </w:rPr>
+        <w:t xml:space="preserve">إدارة المشغّلين: الدعوة والتعطيل والإعادة وفك القفل وإعادة الضبط، كلها برمز جديد.</w:t>
+      </w:r>
+    </w:p>
+    <w:p>
+      <w:pPr>
+        <w:pStyle w:val="ListParagraph"/>
+        <w:numPr>
+          <w:ilvl w:val="0"/>
+          <w:numId w:val="2"/>
+        </w:numPr>
+        <w:bidi/>
+        <w:spacing w:after="70" w:before="0" w:line="300"/>
+      </w:pPr>
+      <w:r>
+        <w:rPr>
+          <w:rFonts w:ascii="Arial" w:cs="Arial" w:eastAsia="Arial" w:hAnsi="Arial"/>
+          <w:b/>
+          <w:bCs/>
+          <w:sz w:val="21"/>
+          <w:szCs w:val="21"/>
+          <w:rtl/>
+        </w:rPr>
+        <w:t xml:space="preserve">في القاعدة.</w:t>
+      </w:r>
+      <w:r>
+        <w:rPr>
+          <w:rFonts w:ascii="Arial" w:cs="Arial" w:eastAsia="Arial" w:hAnsi="Arial"/>
+          <w:b w:val="false"/>
+          <w:bCs w:val="false"/>
+          <w:sz w:val="21"/>
+          <w:szCs w:val="21"/>
+          <w:rtl/>
+        </w:rPr>
+        <w:t xml:space="preserve"> الملف </w:t>
+      </w:r>
+      <w:r>
+        <w:rPr>
+          <w:rFonts w:ascii="Courier New" w:cs="Courier New" w:eastAsia="Courier New" w:hAnsi="Courier New"/>
+          <w:b w:val="false"/>
+          <w:bCs w:val="false"/>
+          <w:color w:val="1F2937"/>
+          <w:sz w:val="18"/>
+          <w:szCs w:val="18"/>
+          <w:shd w:fill="F1F3F5" w:color="auto" w:val="clear"/>
+          <w:rtl/>
+        </w:rPr>
+        <w:t xml:space="preserve">‎db/static/059_support_and_panel.sql‎</w:t>
+      </w:r>
+      <w:r>
+        <w:rPr>
+          <w:rFonts w:ascii="Arial" w:cs="Arial" w:eastAsia="Arial" w:hAnsi="Arial"/>
+          <w:b w:val="false"/>
+          <w:bCs w:val="false"/>
+          <w:sz w:val="21"/>
+          <w:szCs w:val="21"/>
+          <w:rtl/>
+        </w:rPr>
+        <w:t xml:space="preserve"> فيه خمسة إجراءات جديدة. حالات CI: المشغّل والدعم 14، وتهيئة المشترك 7.</w:t>
+      </w:r>
+    </w:p>
+    <w:p>
+      <w:pPr>
+        <w:bidi/>
+        <w:spacing w:after="60" w:before="0"/>
+      </w:pPr>
+    </w:p>
+    <w:p>
+      <w:pPr>
+        <w:pStyle w:val="Heading2"/>
+        <w:bidi/>
+      </w:pPr>
+      <w:bookmarkStart w:name="_sec12" w:id="12"/>
+      <w:r>
+        <w:rPr>
+          <w:rFonts w:ascii="Arial" w:cs="Arial" w:eastAsia="Arial" w:hAnsi="Arial"/>
+          <w:b/>
+          <w:bCs/>
+          <w:color w:val="2B5C8A"/>
+          <w:sz w:val="26"/>
+          <w:szCs w:val="26"/>
+          <w:rtl/>
+        </w:rPr>
+        <w:t xml:space="preserve">8.4 مهام العامل (الدفعة D)</w:t>
+      </w:r>
+      <w:bookmarkEnd w:id="12"/>
+    </w:p>
+    <w:p>
+      <w:pPr>
+        <w:pStyle w:val="ListParagraph"/>
+        <w:numPr>
+          <w:ilvl w:val="0"/>
+          <w:numId w:val="2"/>
+        </w:numPr>
+        <w:bidi/>
+        <w:spacing w:after="70" w:before="0" w:line="300"/>
+      </w:pPr>
+      <w:r>
+        <w:rPr>
+          <w:rFonts w:ascii="Arial" w:cs="Arial" w:eastAsia="Arial" w:hAnsi="Arial"/>
+          <w:b/>
+          <w:bCs/>
+          <w:sz w:val="21"/>
+          <w:szCs w:val="21"/>
+          <w:rtl/>
+        </w:rPr>
+        <w:t xml:space="preserve">JOB-PLT-OUTBOX كل عشر ثوانٍ.</w:t>
+      </w:r>
+    </w:p>
+    <w:p>
+      <w:pPr>
+        <w:pStyle w:val="ListParagraph"/>
+        <w:numPr>
+          <w:ilvl w:val="1"/>
+          <w:numId w:val="2"/>
+        </w:numPr>
+        <w:bidi/>
+        <w:spacing w:after="70" w:before="0" w:line="300"/>
+      </w:pPr>
+      <w:r>
+        <w:rPr>
+          <w:rFonts w:ascii="Arial" w:cs="Arial" w:eastAsia="Arial" w:hAnsi="Arial"/>
+          <w:b w:val="false"/>
+          <w:bCs w:val="false"/>
+          <w:sz w:val="21"/>
+          <w:szCs w:val="21"/>
+          <w:rtl/>
+        </w:rPr>
+        <w:t xml:space="preserve">يأخذ دفعات من 50 حدثًا، ويحفظ الترتيب لكل كيان.</w:t>
+      </w:r>
+    </w:p>
+    <w:p>
+      <w:pPr>
+        <w:pStyle w:val="ListParagraph"/>
+        <w:numPr>
+          <w:ilvl w:val="1"/>
+          <w:numId w:val="2"/>
+        </w:numPr>
+        <w:bidi/>
+        <w:spacing w:after="70" w:before="0" w:line="300"/>
+      </w:pPr>
+      <w:r>
+        <w:rPr>
+          <w:rFonts w:ascii="Arial" w:cs="Arial" w:eastAsia="Arial" w:hAnsi="Arial"/>
+          <w:b w:val="false"/>
+          <w:bCs w:val="false"/>
+          <w:sz w:val="21"/>
+          <w:szCs w:val="21"/>
+          <w:rtl/>
+        </w:rPr>
+        <w:t xml:space="preserve">يحجز الحدث 60 ثانية، ويعيد المحاولة بتأخير متزايد.</w:t>
+      </w:r>
+    </w:p>
+    <w:p>
+      <w:pPr>
+        <w:pStyle w:val="ListParagraph"/>
+        <w:numPr>
+          <w:ilvl w:val="1"/>
+          <w:numId w:val="2"/>
+        </w:numPr>
+        <w:bidi/>
+        <w:spacing w:after="70" w:before="0" w:line="300"/>
+      </w:pPr>
+      <w:r>
+        <w:rPr>
+          <w:rFonts w:ascii="Arial" w:cs="Arial" w:eastAsia="Arial" w:hAnsi="Arial"/>
+          <w:b w:val="false"/>
+          <w:bCs w:val="false"/>
+          <w:sz w:val="21"/>
+          <w:szCs w:val="21"/>
+          <w:rtl/>
+        </w:rPr>
+        <w:t xml:space="preserve">بعد خمس محاولات يصير الحدث DEAD.</w:t>
+      </w:r>
+    </w:p>
+    <w:p>
+      <w:pPr>
+        <w:pStyle w:val="ListParagraph"/>
+        <w:numPr>
+          <w:ilvl w:val="1"/>
+          <w:numId w:val="2"/>
+        </w:numPr>
+        <w:bidi/>
+        <w:spacing w:after="70" w:before="0" w:line="300"/>
+      </w:pPr>
+      <w:r>
+        <w:rPr>
+          <w:rFonts w:ascii="Arial" w:cs="Arial" w:eastAsia="Arial" w:hAnsi="Arial"/>
+          <w:b w:val="false"/>
+          <w:bCs w:val="false"/>
+          <w:sz w:val="21"/>
+          <w:szCs w:val="21"/>
+          <w:rtl/>
+        </w:rPr>
+        <w:t xml:space="preserve">أول مستهلك: بريد لمديري الحساب عند تغيّر حالة المشترك.</w:t>
+      </w:r>
+    </w:p>
+    <w:p>
+      <w:pPr>
+        <w:pStyle w:val="ListParagraph"/>
+        <w:numPr>
+          <w:ilvl w:val="0"/>
+          <w:numId w:val="2"/>
+        </w:numPr>
+        <w:bidi/>
+        <w:spacing w:after="70" w:before="0" w:line="300"/>
+      </w:pPr>
+      <w:r>
+        <w:rPr>
+          <w:rFonts w:ascii="Arial" w:cs="Arial" w:eastAsia="Arial" w:hAnsi="Arial"/>
+          <w:b/>
+          <w:bCs/>
+          <w:sz w:val="21"/>
+          <w:szCs w:val="21"/>
+          <w:rtl/>
+        </w:rPr>
+        <w:t xml:space="preserve">تنظيف OUTBOX وسجل التشغيل</w:t>
+      </w:r>
+      <w:r>
+        <w:rPr>
+          <w:rFonts w:ascii="Arial" w:cs="Arial" w:eastAsia="Arial" w:hAnsi="Arial"/>
+          <w:b w:val="false"/>
+          <w:bCs w:val="false"/>
+          <w:sz w:val="21"/>
+          <w:szCs w:val="21"/>
+          <w:rtl/>
+        </w:rPr>
+        <w:t xml:space="preserve"> مرة في الأسبوع.</w:t>
+      </w:r>
+    </w:p>
+    <w:p>
+      <w:pPr>
+        <w:pStyle w:val="ListParagraph"/>
+        <w:numPr>
+          <w:ilvl w:val="0"/>
+          <w:numId w:val="2"/>
+        </w:numPr>
+        <w:bidi/>
+        <w:spacing w:after="70" w:before="0" w:line="300"/>
+      </w:pPr>
+      <w:r>
+        <w:rPr>
+          <w:rFonts w:ascii="Arial" w:cs="Arial" w:eastAsia="Arial" w:hAnsi="Arial"/>
+          <w:b/>
+          <w:bCs/>
+          <w:sz w:val="21"/>
+          <w:szCs w:val="21"/>
+          <w:rtl/>
+        </w:rPr>
+        <w:t xml:space="preserve">تذكير نهاية التجربة</w:t>
+      </w:r>
+      <w:r>
+        <w:rPr>
+          <w:rFonts w:ascii="Arial" w:cs="Arial" w:eastAsia="Arial" w:hAnsi="Arial"/>
+          <w:b w:val="false"/>
+          <w:bCs w:val="false"/>
+          <w:sz w:val="21"/>
+          <w:szCs w:val="21"/>
+          <w:rtl/>
+        </w:rPr>
+        <w:t xml:space="preserve"> قبل 7 أيام و3 أيام ويوم واحد، مرة واحدة لكل موعد.</w:t>
+      </w:r>
+    </w:p>
+    <w:p>
+      <w:pPr>
+        <w:pStyle w:val="ListParagraph"/>
+        <w:numPr>
+          <w:ilvl w:val="0"/>
+          <w:numId w:val="2"/>
+        </w:numPr>
+        <w:bidi/>
+        <w:spacing w:after="70" w:before="0" w:line="300"/>
+      </w:pPr>
+      <w:r>
+        <w:rPr>
+          <w:rFonts w:ascii="Arial" w:cs="Arial" w:eastAsia="Arial" w:hAnsi="Arial"/>
+          <w:b/>
+          <w:bCs/>
+          <w:sz w:val="21"/>
+          <w:szCs w:val="21"/>
+          <w:rtl/>
+        </w:rPr>
+        <w:t xml:space="preserve">المرسِل عبر SMTP.</w:t>
+      </w:r>
+    </w:p>
+    <w:p>
+      <w:pPr>
+        <w:pStyle w:val="ListParagraph"/>
+        <w:numPr>
+          <w:ilvl w:val="1"/>
+          <w:numId w:val="2"/>
+        </w:numPr>
+        <w:bidi/>
+        <w:spacing w:after="70" w:before="0" w:line="300"/>
+      </w:pPr>
+      <w:r>
+        <w:rPr>
+          <w:rFonts w:ascii="Arial" w:cs="Arial" w:eastAsia="Arial" w:hAnsi="Arial"/>
+          <w:b w:val="false"/>
+          <w:bCs w:val="false"/>
+          <w:sz w:val="21"/>
+          <w:szCs w:val="21"/>
+          <w:rtl/>
+        </w:rPr>
+        <w:t xml:space="preserve">STARTTLS، ويُختار إن ضُبط </w:t>
+      </w:r>
+      <w:r>
+        <w:rPr>
+          <w:rFonts w:ascii="Courier New" w:cs="Courier New" w:eastAsia="Courier New" w:hAnsi="Courier New"/>
+          <w:b w:val="false"/>
+          <w:bCs w:val="false"/>
+          <w:color w:val="1F2937"/>
+          <w:sz w:val="18"/>
+          <w:szCs w:val="18"/>
+          <w:shd w:fill="F1F3F5" w:color="auto" w:val="clear"/>
+          <w:rtl/>
+        </w:rPr>
+        <w:t xml:space="preserve">‎Mail:Smtp:Host‎</w:t>
+      </w:r>
+      <w:r>
+        <w:rPr>
+          <w:rFonts w:ascii="Arial" w:cs="Arial" w:eastAsia="Arial" w:hAnsi="Arial"/>
+          <w:b w:val="false"/>
+          <w:bCs w:val="false"/>
+          <w:sz w:val="21"/>
+          <w:szCs w:val="21"/>
+          <w:rtl/>
+        </w:rPr>
+        <w:t xml:space="preserve">.</w:t>
+      </w:r>
+    </w:p>
+    <w:p>
+      <w:pPr>
+        <w:pStyle w:val="ListParagraph"/>
+        <w:numPr>
+          <w:ilvl w:val="1"/>
+          <w:numId w:val="2"/>
+        </w:numPr>
+        <w:bidi/>
+        <w:spacing w:after="70" w:before="0" w:line="300"/>
+      </w:pPr>
+      <w:r>
+        <w:rPr>
+          <w:rFonts w:ascii="Arial" w:cs="Arial" w:eastAsia="Arial" w:hAnsi="Arial"/>
+          <w:b w:val="false"/>
+          <w:bCs w:val="false"/>
+          <w:sz w:val="21"/>
+          <w:szCs w:val="21"/>
+          <w:rtl/>
+        </w:rPr>
+        <w:t xml:space="preserve">وإلا يُستعمل مجلد البريد للتطوير.</w:t>
+      </w:r>
+    </w:p>
+    <w:p>
+      <w:pPr>
+        <w:pStyle w:val="ListParagraph"/>
+        <w:numPr>
+          <w:ilvl w:val="1"/>
+          <w:numId w:val="2"/>
+        </w:numPr>
+        <w:bidi/>
+        <w:spacing w:after="70" w:before="0" w:line="300"/>
+      </w:pPr>
+      <w:r>
+        <w:rPr>
+          <w:rFonts w:ascii="Arial" w:cs="Arial" w:eastAsia="Arial" w:hAnsi="Arial"/>
+          <w:b w:val="false"/>
+          <w:bCs w:val="false"/>
+          <w:sz w:val="21"/>
+          <w:szCs w:val="21"/>
+          <w:rtl/>
+        </w:rPr>
+        <w:t xml:space="preserve">وإلا يتوقف التشغيل.</w:t>
+      </w:r>
+    </w:p>
+    <w:p>
+      <w:pPr>
+        <w:pStyle w:val="ListParagraph"/>
+        <w:numPr>
+          <w:ilvl w:val="0"/>
+          <w:numId w:val="2"/>
+        </w:numPr>
+        <w:bidi/>
+        <w:spacing w:after="70" w:before="0" w:line="300"/>
+      </w:pPr>
+      <w:r>
+        <w:rPr>
+          <w:rFonts w:ascii="Arial" w:cs="Arial" w:eastAsia="Arial" w:hAnsi="Arial"/>
+          <w:b/>
+          <w:bCs/>
+          <w:sz w:val="21"/>
+          <w:szCs w:val="21"/>
+          <w:rtl/>
+        </w:rPr>
+        <w:t xml:space="preserve">تصحيح.</w:t>
+      </w:r>
+      <w:r>
+        <w:rPr>
+          <w:rFonts w:ascii="Arial" w:cs="Arial" w:eastAsia="Arial" w:hAnsi="Arial"/>
+          <w:b w:val="false"/>
+          <w:bCs w:val="false"/>
+          <w:sz w:val="21"/>
+          <w:szCs w:val="21"/>
+          <w:rtl/>
+        </w:rPr>
+        <w:t xml:space="preserve"> رابط البريد كان يحوّل </w:t>
+      </w:r>
+      <w:r>
+        <w:rPr>
+          <w:rFonts w:ascii="Courier New" w:cs="Courier New" w:eastAsia="Courier New" w:hAnsi="Courier New"/>
+          <w:b w:val="false"/>
+          <w:bCs w:val="false"/>
+          <w:color w:val="1F2937"/>
+          <w:sz w:val="18"/>
+          <w:szCs w:val="18"/>
+          <w:shd w:fill="F1F3F5" w:color="auto" w:val="clear"/>
+          <w:rtl/>
+        </w:rPr>
+        <w:t xml:space="preserve">‎#‎</w:t>
+      </w:r>
+      <w:r>
+        <w:rPr>
+          <w:rFonts w:ascii="Arial" w:cs="Arial" w:eastAsia="Arial" w:hAnsi="Arial"/>
+          <w:b w:val="false"/>
+          <w:bCs w:val="false"/>
+          <w:sz w:val="21"/>
+          <w:szCs w:val="21"/>
+          <w:rtl/>
+        </w:rPr>
+        <w:t xml:space="preserve"> إلى </w:t>
+      </w:r>
+      <w:r>
+        <w:rPr>
+          <w:rFonts w:ascii="Courier New" w:cs="Courier New" w:eastAsia="Courier New" w:hAnsi="Courier New"/>
+          <w:b w:val="false"/>
+          <w:bCs w:val="false"/>
+          <w:color w:val="1F2937"/>
+          <w:sz w:val="18"/>
+          <w:szCs w:val="18"/>
+          <w:shd w:fill="F1F3F5" w:color="auto" w:val="clear"/>
+          <w:rtl/>
+        </w:rPr>
+        <w:t xml:space="preserve">‎%23‎</w:t>
+      </w:r>
+      <w:r>
+        <w:rPr>
+          <w:rFonts w:ascii="Arial" w:cs="Arial" w:eastAsia="Arial" w:hAnsi="Arial"/>
+          <w:b w:val="false"/>
+          <w:bCs w:val="false"/>
+          <w:sz w:val="21"/>
+          <w:szCs w:val="21"/>
+          <w:rtl/>
+        </w:rPr>
+        <w:t xml:space="preserve">، فيصل الرمز إلى الخادم. صار الرمز في جزء الرابط بعد </w:t>
+      </w:r>
+      <w:r>
+        <w:rPr>
+          <w:rFonts w:ascii="Courier New" w:cs="Courier New" w:eastAsia="Courier New" w:hAnsi="Courier New"/>
+          <w:b w:val="false"/>
+          <w:bCs w:val="false"/>
+          <w:color w:val="1F2937"/>
+          <w:sz w:val="18"/>
+          <w:szCs w:val="18"/>
+          <w:shd w:fill="F1F3F5" w:color="auto" w:val="clear"/>
+          <w:rtl/>
+        </w:rPr>
+        <w:t xml:space="preserve">‎#‎</w:t>
+      </w:r>
+      <w:r>
+        <w:rPr>
+          <w:rFonts w:ascii="Arial" w:cs="Arial" w:eastAsia="Arial" w:hAnsi="Arial"/>
+          <w:b w:val="false"/>
+          <w:bCs w:val="false"/>
+          <w:sz w:val="21"/>
+          <w:szCs w:val="21"/>
+          <w:rtl/>
+        </w:rPr>
+        <w:t xml:space="preserve"> كما صُمّم، واختبار وحدة يثبت ذلك.</w:t>
+      </w:r>
+    </w:p>
+    <w:p>
+      <w:pPr>
+        <w:bidi/>
+        <w:spacing w:after="60" w:before="0"/>
+      </w:pPr>
+    </w:p>
+    <w:p>
+      <w:pPr>
+        <w:pStyle w:val="Heading2"/>
+        <w:bidi/>
+      </w:pPr>
+      <w:bookmarkStart w:name="_sec13" w:id="13"/>
+      <w:r>
+        <w:rPr>
+          <w:rFonts w:ascii="Arial" w:cs="Arial" w:eastAsia="Arial" w:hAnsi="Arial"/>
+          <w:b/>
+          <w:bCs/>
+          <w:color w:val="2B5C8A"/>
+          <w:sz w:val="26"/>
+          <w:szCs w:val="26"/>
+          <w:rtl/>
+        </w:rPr>
+        <w:t xml:space="preserve">8.5 الشاشات والعربية والاختبارات (الدفعة E)</w:t>
+      </w:r>
+      <w:bookmarkEnd w:id="13"/>
+    </w:p>
+    <w:p>
+      <w:pPr>
+        <w:pStyle w:val="ListParagraph"/>
+        <w:numPr>
+          <w:ilvl w:val="0"/>
+          <w:numId w:val="2"/>
+        </w:numPr>
+        <w:bidi/>
+        <w:spacing w:after="70" w:before="0" w:line="300"/>
+      </w:pPr>
+      <w:r>
+        <w:rPr>
+          <w:rFonts w:ascii="Arial" w:cs="Arial" w:eastAsia="Arial" w:hAnsi="Arial"/>
+          <w:b/>
+          <w:bCs/>
+          <w:sz w:val="21"/>
+          <w:szCs w:val="21"/>
+          <w:rtl/>
+        </w:rPr>
+        <w:t xml:space="preserve">الشاشات.</w:t>
+      </w:r>
+    </w:p>
+    <w:p>
+      <w:pPr>
+        <w:pStyle w:val="ListParagraph"/>
+        <w:numPr>
+          <w:ilvl w:val="1"/>
+          <w:numId w:val="2"/>
+        </w:numPr>
+        <w:bidi/>
+        <w:spacing w:after="70" w:before="0" w:line="300"/>
+      </w:pPr>
+      <w:r>
+        <w:rPr>
+          <w:rFonts w:ascii="Arial" w:cs="Arial" w:eastAsia="Arial" w:hAnsi="Arial"/>
+          <w:b w:val="false"/>
+          <w:bCs w:val="false"/>
+          <w:sz w:val="21"/>
+          <w:szCs w:val="21"/>
+          <w:rtl/>
+        </w:rPr>
+        <w:t xml:space="preserve">بوابة المشترك: الدخول، والتحقق، وضبط المصادقة، والدعوة، ونسيان كلمة المرور، والرئيسية بقائمة خطوات البدء.</w:t>
+      </w:r>
+    </w:p>
+    <w:p>
+      <w:pPr>
+        <w:pStyle w:val="ListParagraph"/>
+        <w:numPr>
+          <w:ilvl w:val="1"/>
+          <w:numId w:val="2"/>
+        </w:numPr>
+        <w:bidi/>
+        <w:spacing w:after="70" w:before="0" w:line="300"/>
+      </w:pPr>
+      <w:r>
+        <w:rPr>
+          <w:rFonts w:ascii="Arial" w:cs="Arial" w:eastAsia="Arial" w:hAnsi="Arial"/>
+          <w:b w:val="false"/>
+          <w:bCs w:val="false"/>
+          <w:sz w:val="21"/>
+          <w:szCs w:val="21"/>
+          <w:rtl/>
+        </w:rPr>
+        <w:t xml:space="preserve">المستخدمون، والأدوار، والإعدادات، والدعم، والترقيم، والتدقيق، والمهام، وملفي.</w:t>
+      </w:r>
+    </w:p>
+    <w:p>
+      <w:pPr>
+        <w:pStyle w:val="ListParagraph"/>
+        <w:numPr>
+          <w:ilvl w:val="1"/>
+          <w:numId w:val="2"/>
+        </w:numPr>
+        <w:bidi/>
+        <w:spacing w:after="70" w:before="0" w:line="300"/>
+      </w:pPr>
+      <w:r>
+        <w:rPr>
+          <w:rFonts w:ascii="Arial" w:cs="Arial" w:eastAsia="Arial" w:hAnsi="Arial"/>
+          <w:b w:val="false"/>
+          <w:bCs w:val="false"/>
+          <w:sz w:val="21"/>
+          <w:szCs w:val="21"/>
+          <w:rtl/>
+        </w:rPr>
+        <w:t xml:space="preserve">لوحة المشغّل: الإعداد، والدخول، والمشتركون وتفاصيلهم، والمشغّلون، والدعم.</w:t>
+      </w:r>
+    </w:p>
+    <w:p>
+      <w:pPr>
+        <w:pStyle w:val="ListParagraph"/>
+        <w:numPr>
+          <w:ilvl w:val="1"/>
+          <w:numId w:val="2"/>
+        </w:numPr>
+        <w:bidi/>
+        <w:spacing w:after="70" w:before="0" w:line="300"/>
+      </w:pPr>
+      <w:r>
+        <w:rPr>
+          <w:rFonts w:ascii="Arial" w:cs="Arial" w:eastAsia="Arial" w:hAnsi="Arial"/>
+          <w:b w:val="false"/>
+          <w:bCs w:val="false"/>
+          <w:sz w:val="21"/>
+          <w:szCs w:val="21"/>
+          <w:rtl/>
+        </w:rPr>
+        <w:t xml:space="preserve">القائمة تُعرض بحسب الصلاحيات.</w:t>
+      </w:r>
+    </w:p>
+    <w:p>
+      <w:pPr>
+        <w:pStyle w:val="ListParagraph"/>
+        <w:numPr>
+          <w:ilvl w:val="1"/>
+          <w:numId w:val="2"/>
+        </w:numPr>
+        <w:bidi/>
+        <w:spacing w:after="70" w:before="0" w:line="300"/>
+      </w:pPr>
+      <w:r>
+        <w:rPr>
+          <w:rFonts w:ascii="Arial" w:cs="Arial" w:eastAsia="Arial" w:hAnsi="Arial"/>
+          <w:b w:val="false"/>
+          <w:bCs w:val="false"/>
+          <w:sz w:val="21"/>
+          <w:szCs w:val="21"/>
+          <w:rtl/>
+        </w:rPr>
+        <w:t xml:space="preserve">الإجراء الحساس يفتح نافذة تطلب رمزًا جديدًا، ثم يعيد الطلب.</w:t>
+      </w:r>
+    </w:p>
+    <w:p>
+      <w:pPr>
+        <w:pStyle w:val="ListParagraph"/>
+        <w:numPr>
+          <w:ilvl w:val="0"/>
+          <w:numId w:val="2"/>
+        </w:numPr>
+        <w:bidi/>
+        <w:spacing w:after="70" w:before="0" w:line="300"/>
+      </w:pPr>
+      <w:r>
+        <w:rPr>
+          <w:rFonts w:ascii="Arial" w:cs="Arial" w:eastAsia="Arial" w:hAnsi="Arial"/>
+          <w:b/>
+          <w:bCs/>
+          <w:sz w:val="21"/>
+          <w:szCs w:val="21"/>
+          <w:rtl/>
+        </w:rPr>
+        <w:t xml:space="preserve">العربية (FR-PLT-032).</w:t>
+      </w:r>
+    </w:p>
+    <w:p>
+      <w:pPr>
+        <w:pStyle w:val="ListParagraph"/>
+        <w:numPr>
+          <w:ilvl w:val="1"/>
+          <w:numId w:val="2"/>
+        </w:numPr>
+        <w:bidi/>
+        <w:spacing w:after="70" w:before="0" w:line="300"/>
+      </w:pPr>
+      <w:r>
+        <w:rPr>
+          <w:rFonts w:ascii="Arial" w:cs="Arial" w:eastAsia="Arial" w:hAnsi="Arial"/>
+          <w:b w:val="false"/>
+          <w:bCs w:val="false"/>
+          <w:sz w:val="21"/>
+          <w:szCs w:val="21"/>
+          <w:rtl/>
+        </w:rPr>
+        <w:t xml:space="preserve">مفتاح للغة في كل صفحة، والاتجاه من اليمين إلى اليسار.</w:t>
+      </w:r>
+    </w:p>
+    <w:p>
+      <w:pPr>
+        <w:pStyle w:val="ListParagraph"/>
+        <w:numPr>
+          <w:ilvl w:val="1"/>
+          <w:numId w:val="2"/>
+        </w:numPr>
+        <w:bidi/>
+        <w:spacing w:after="70" w:before="0" w:line="300"/>
+      </w:pPr>
+      <w:r>
+        <w:rPr>
+          <w:rFonts w:ascii="Arial" w:cs="Arial" w:eastAsia="Arial" w:hAnsi="Arial"/>
+          <w:b w:val="false"/>
+          <w:bCs w:val="false"/>
+          <w:sz w:val="21"/>
+          <w:szCs w:val="21"/>
+          <w:rtl/>
+        </w:rPr>
+        <w:t xml:space="preserve">التنسيق بخصائص منطقية، فيصلح للاتجاهين.</w:t>
+      </w:r>
+    </w:p>
+    <w:p>
+      <w:pPr>
+        <w:pStyle w:val="ListParagraph"/>
+        <w:numPr>
+          <w:ilvl w:val="1"/>
+          <w:numId w:val="2"/>
+        </w:numPr>
+        <w:bidi/>
+        <w:spacing w:after="70" w:before="0" w:line="300"/>
+      </w:pPr>
+      <w:r>
+        <w:rPr>
+          <w:rFonts w:ascii="Arial" w:cs="Arial" w:eastAsia="Arial" w:hAnsi="Arial"/>
+          <w:b w:val="false"/>
+          <w:bCs w:val="false"/>
+          <w:sz w:val="21"/>
+          <w:szCs w:val="21"/>
+          <w:rtl/>
+        </w:rPr>
+        <w:t xml:space="preserve">كل نص في الشاشات ورسائل API مترجم في </w:t>
+      </w:r>
+      <w:r>
+        <w:rPr>
+          <w:rFonts w:ascii="Courier New" w:cs="Courier New" w:eastAsia="Courier New" w:hAnsi="Courier New"/>
+          <w:b w:val="false"/>
+          <w:bCs w:val="false"/>
+          <w:color w:val="1F2937"/>
+          <w:sz w:val="18"/>
+          <w:szCs w:val="18"/>
+          <w:shd w:fill="F1F3F5" w:color="auto" w:val="clear"/>
+          <w:rtl/>
+        </w:rPr>
+        <w:t xml:space="preserve">‎app/web/src/ar.ts‎</w:t>
+      </w:r>
+      <w:r>
+        <w:rPr>
+          <w:rFonts w:ascii="Arial" w:cs="Arial" w:eastAsia="Arial" w:hAnsi="Arial"/>
+          <w:b w:val="false"/>
+          <w:bCs w:val="false"/>
+          <w:sz w:val="21"/>
+          <w:szCs w:val="21"/>
+          <w:rtl/>
+        </w:rPr>
+        <w:t xml:space="preserve">.</w:t>
+      </w:r>
+    </w:p>
+    <w:p>
+      <w:pPr>
+        <w:pStyle w:val="ListParagraph"/>
+        <w:numPr>
+          <w:ilvl w:val="1"/>
+          <w:numId w:val="2"/>
+        </w:numPr>
+        <w:bidi/>
+        <w:spacing w:after="70" w:before="0" w:line="300"/>
+      </w:pPr>
+      <w:r>
+        <w:rPr>
+          <w:rFonts w:ascii="Arial" w:cs="Arial" w:eastAsia="Arial" w:hAnsi="Arial"/>
+          <w:b w:val="false"/>
+          <w:bCs w:val="false"/>
+          <w:sz w:val="21"/>
+          <w:szCs w:val="21"/>
+          <w:rtl/>
+        </w:rPr>
+        <w:t xml:space="preserve">التواريخ بلغة المستخدم.</w:t>
+      </w:r>
+    </w:p>
+    <w:p>
+      <w:pPr>
+        <w:pStyle w:val="ListParagraph"/>
+        <w:numPr>
+          <w:ilvl w:val="0"/>
+          <w:numId w:val="2"/>
+        </w:numPr>
+        <w:bidi/>
+        <w:spacing w:after="70" w:before="0" w:line="300"/>
+      </w:pPr>
+      <w:r>
+        <w:rPr>
+          <w:rFonts w:ascii="Arial" w:cs="Arial" w:eastAsia="Arial" w:hAnsi="Arial"/>
+          <w:b/>
+          <w:bCs/>
+          <w:sz w:val="21"/>
+          <w:szCs w:val="21"/>
+          <w:rtl/>
+        </w:rPr>
+        <w:t xml:space="preserve">رمز QR لضبط المصادقة.</w:t>
+      </w:r>
+      <w:r>
+        <w:rPr>
+          <w:rFonts w:ascii="Arial" w:cs="Arial" w:eastAsia="Arial" w:hAnsi="Arial"/>
+          <w:b w:val="false"/>
+          <w:bCs w:val="false"/>
+          <w:sz w:val="21"/>
+          <w:szCs w:val="21"/>
+          <w:rtl/>
+        </w:rPr>
+        <w:t xml:space="preserve"> يُرسم في المتصفح، فلا يغادر السر الصفحة. ويبقى المفتاح المكتوب ورابط otpauth بديلين.</w:t>
+      </w:r>
+    </w:p>
+    <w:p>
+      <w:pPr>
+        <w:pStyle w:val="ListParagraph"/>
+        <w:numPr>
+          <w:ilvl w:val="0"/>
+          <w:numId w:val="2"/>
+        </w:numPr>
+        <w:bidi/>
+        <w:spacing w:after="70" w:before="0" w:line="300"/>
+      </w:pPr>
+      <w:r>
+        <w:rPr>
+          <w:rFonts w:ascii="Arial" w:cs="Arial" w:eastAsia="Arial" w:hAnsi="Arial"/>
+          <w:b/>
+          <w:bCs/>
+          <w:sz w:val="21"/>
+          <w:szCs w:val="21"/>
+          <w:rtl/>
+        </w:rPr>
+        <w:t xml:space="preserve">قائمة كلمات المرور المسرّبة (DQ-S04-1).</w:t>
+      </w:r>
+    </w:p>
+    <w:p>
+      <w:pPr>
+        <w:pStyle w:val="ListParagraph"/>
+        <w:numPr>
+          <w:ilvl w:val="1"/>
+          <w:numId w:val="2"/>
+        </w:numPr>
+        <w:bidi/>
+        <w:spacing w:after="70" w:before="0" w:line="300"/>
+      </w:pPr>
+      <w:r>
+        <w:rPr>
+          <w:rFonts w:ascii="Arial" w:cs="Arial" w:eastAsia="Arial" w:hAnsi="Arial"/>
+          <w:b w:val="false"/>
+          <w:bCs w:val="false"/>
+          <w:sz w:val="21"/>
+          <w:szCs w:val="21"/>
+          <w:rtl/>
+        </w:rPr>
+        <w:t xml:space="preserve">تجزئات SHA-1 المنشورة، مقسومة بالبادئة على نموذج k-anonymity.</w:t>
+      </w:r>
+    </w:p>
+    <w:p>
+      <w:pPr>
+        <w:pStyle w:val="ListParagraph"/>
+        <w:numPr>
+          <w:ilvl w:val="1"/>
+          <w:numId w:val="2"/>
+        </w:numPr>
+        <w:bidi/>
+        <w:spacing w:after="70" w:before="0" w:line="300"/>
+      </w:pPr>
+      <w:r>
+        <w:rPr>
+          <w:rFonts w:ascii="Arial" w:cs="Arial" w:eastAsia="Arial" w:hAnsi="Arial"/>
+          <w:b w:val="false"/>
+          <w:bCs w:val="false"/>
+          <w:sz w:val="21"/>
+          <w:szCs w:val="21"/>
+          <w:rtl/>
+        </w:rPr>
+        <w:t xml:space="preserve">تُحفظ على خادم التطبيق وتُبحث محليًا، فلا يخرج شيء من كلمة المرور.</w:t>
+      </w:r>
+    </w:p>
+    <w:p>
+      <w:pPr>
+        <w:pStyle w:val="ListParagraph"/>
+        <w:numPr>
+          <w:ilvl w:val="1"/>
+          <w:numId w:val="2"/>
+        </w:numPr>
+        <w:bidi/>
+        <w:spacing w:after="70" w:before="0" w:line="300"/>
+      </w:pPr>
+      <w:r>
+        <w:rPr>
+          <w:rFonts w:ascii="Arial" w:cs="Arial" w:eastAsia="Arial" w:hAnsi="Arial"/>
+          <w:b w:val="false"/>
+          <w:bCs w:val="false"/>
+          <w:sz w:val="21"/>
+          <w:szCs w:val="21"/>
+          <w:rtl/>
+        </w:rPr>
+        <w:t xml:space="preserve">يُفحص بها كل تعيين لكلمة مرور، للمستخدم والمشغّل: الدعوة والتغيير والإعادة.</w:t>
+      </w:r>
+    </w:p>
+    <w:p>
+      <w:pPr>
+        <w:pStyle w:val="ListParagraph"/>
+        <w:numPr>
+          <w:ilvl w:val="1"/>
+          <w:numId w:val="2"/>
+        </w:numPr>
+        <w:bidi/>
+        <w:spacing w:after="70" w:before="0" w:line="300"/>
+      </w:pPr>
+      <w:r>
+        <w:rPr>
+          <w:rFonts w:ascii="Arial" w:cs="Arial" w:eastAsia="Arial" w:hAnsi="Arial"/>
+          <w:b w:val="false"/>
+          <w:bCs w:val="false"/>
+          <w:sz w:val="21"/>
+          <w:szCs w:val="21"/>
+          <w:rtl/>
+        </w:rPr>
+        <w:t xml:space="preserve">تُفحص كلمة المرور كما كُتبت، وبصيغة NFKC.</w:t>
+      </w:r>
+    </w:p>
+    <w:p>
+      <w:pPr>
+        <w:pStyle w:val="ListParagraph"/>
+        <w:numPr>
+          <w:ilvl w:val="1"/>
+          <w:numId w:val="2"/>
+        </w:numPr>
+        <w:bidi/>
+        <w:spacing w:after="70" w:before="0" w:line="300"/>
+      </w:pPr>
+      <w:r>
+        <w:rPr>
+          <w:rFonts w:ascii="Arial" w:cs="Arial" w:eastAsia="Arial" w:hAnsi="Arial"/>
+          <w:b w:val="false"/>
+          <w:bCs w:val="false"/>
+          <w:sz w:val="21"/>
+          <w:szCs w:val="21"/>
+          <w:rtl/>
+        </w:rPr>
+        <w:t xml:space="preserve">الرفض: 422 PASSWORD_BREACHED.</w:t>
+      </w:r>
+    </w:p>
+    <w:p>
+      <w:pPr>
+        <w:pStyle w:val="ListParagraph"/>
+        <w:numPr>
+          <w:ilvl w:val="1"/>
+          <w:numId w:val="2"/>
+        </w:numPr>
+        <w:bidi/>
+        <w:spacing w:after="70" w:before="0" w:line="300"/>
+      </w:pPr>
+      <w:r>
+        <w:rPr>
+          <w:rFonts w:ascii="Arial" w:cs="Arial" w:eastAsia="Arial" w:hAnsi="Arial"/>
+          <w:b w:val="false"/>
+          <w:bCs w:val="false"/>
+          <w:sz w:val="21"/>
+          <w:szCs w:val="21"/>
+          <w:rtl/>
+        </w:rPr>
+        <w:t xml:space="preserve">غياب القائمة أو نطاق منها خطأ نشر: لا تبدأ الواجهة، أو يُرفض التعيين. لا يُتجاوز الفحص أبدًا.</w:t>
+      </w:r>
+    </w:p>
+    <w:p>
+      <w:pPr>
+        <w:pStyle w:val="ListParagraph"/>
+        <w:numPr>
+          <w:ilvl w:val="1"/>
+          <w:numId w:val="2"/>
+        </w:numPr>
+        <w:bidi/>
+        <w:spacing w:after="70" w:before="0" w:line="300"/>
+      </w:pPr>
+      <w:r>
+        <w:rPr>
+          <w:rFonts w:ascii="Arial" w:cs="Arial" w:eastAsia="Arial" w:hAnsi="Arial"/>
+          <w:b w:val="false"/>
+          <w:bCs w:val="false"/>
+          <w:sz w:val="21"/>
+          <w:szCs w:val="21"/>
+          <w:rtl/>
+        </w:rPr>
+        <w:t xml:space="preserve">المكان في </w:t>
+      </w:r>
+      <w:r>
+        <w:rPr>
+          <w:rFonts w:ascii="Courier New" w:cs="Courier New" w:eastAsia="Courier New" w:hAnsi="Courier New"/>
+          <w:b w:val="false"/>
+          <w:bCs w:val="false"/>
+          <w:color w:val="1F2937"/>
+          <w:sz w:val="18"/>
+          <w:szCs w:val="18"/>
+          <w:shd w:fill="F1F3F5" w:color="auto" w:val="clear"/>
+          <w:rtl/>
+        </w:rPr>
+        <w:t xml:space="preserve">‎Passwords:BreachedList:Directory‎</w:t>
+      </w:r>
+      <w:r>
+        <w:rPr>
+          <w:rFonts w:ascii="Arial" w:cs="Arial" w:eastAsia="Arial" w:hAnsi="Arial"/>
+          <w:b w:val="false"/>
+          <w:bCs w:val="false"/>
+          <w:sz w:val="21"/>
+          <w:szCs w:val="21"/>
+          <w:rtl/>
+        </w:rPr>
+        <w:t xml:space="preserve">. تحديثها كل ثلاثة أشهر عمل تشغيلي.</w:t>
+      </w:r>
+    </w:p>
+    <w:p>
+      <w:pPr>
+        <w:pStyle w:val="ListParagraph"/>
+        <w:numPr>
+          <w:ilvl w:val="0"/>
+          <w:numId w:val="2"/>
+        </w:numPr>
+        <w:bidi/>
+        <w:spacing w:after="70" w:before="0" w:line="300"/>
+      </w:pPr>
+      <w:r>
+        <w:rPr>
+          <w:rFonts w:ascii="Arial" w:cs="Arial" w:eastAsia="Arial" w:hAnsi="Arial"/>
+          <w:b/>
+          <w:bCs/>
+          <w:sz w:val="21"/>
+          <w:szCs w:val="21"/>
+          <w:rtl/>
+        </w:rPr>
+        <w:t xml:space="preserve">اختبار المتصفح (Playwright وChromium)</w:t>
+      </w:r>
+      <w:r>
+        <w:rPr>
+          <w:rFonts w:ascii="Arial" w:cs="Arial" w:eastAsia="Arial" w:hAnsi="Arial"/>
+          <w:b w:val="false"/>
+          <w:bCs w:val="false"/>
+          <w:sz w:val="21"/>
+          <w:szCs w:val="21"/>
+          <w:rtl/>
+        </w:rPr>
+        <w:t xml:space="preserve"> في </w:t>
+      </w:r>
+      <w:r>
+        <w:rPr>
+          <w:rFonts w:ascii="Courier New" w:cs="Courier New" w:eastAsia="Courier New" w:hAnsi="Courier New"/>
+          <w:b w:val="false"/>
+          <w:bCs w:val="false"/>
+          <w:color w:val="1F2937"/>
+          <w:sz w:val="18"/>
+          <w:szCs w:val="18"/>
+          <w:shd w:fill="F1F3F5" w:color="auto" w:val="clear"/>
+          <w:rtl/>
+        </w:rPr>
+        <w:t xml:space="preserve">‎tools/ci/e2e.sh‎</w:t>
+      </w:r>
+      <w:r>
+        <w:rPr>
+          <w:rFonts w:ascii="Arial" w:cs="Arial" w:eastAsia="Arial" w:hAnsi="Arial"/>
+          <w:b w:val="false"/>
+          <w:bCs w:val="false"/>
+          <w:sz w:val="21"/>
+          <w:szCs w:val="21"/>
+          <w:rtl/>
+        </w:rPr>
+        <w:t xml:space="preserve">.</w:t>
+      </w:r>
+    </w:p>
+    <w:p>
+      <w:pPr>
+        <w:pStyle w:val="ListParagraph"/>
+        <w:numPr>
+          <w:ilvl w:val="1"/>
+          <w:numId w:val="2"/>
+        </w:numPr>
+        <w:bidi/>
+        <w:spacing w:after="70" w:before="0" w:line="300"/>
+      </w:pPr>
+      <w:r>
+        <w:rPr>
+          <w:rFonts w:ascii="Arial" w:cs="Arial" w:eastAsia="Arial" w:hAnsi="Arial"/>
+          <w:b w:val="false"/>
+          <w:bCs w:val="false"/>
+          <w:sz w:val="21"/>
+          <w:szCs w:val="21"/>
+          <w:rtl/>
+        </w:rPr>
+        <w:t xml:space="preserve">يشغّل الواجهة والعامل على HTTPS بشهادة مؤقتة.</w:t>
+      </w:r>
+    </w:p>
+    <w:p>
+      <w:pPr>
+        <w:pStyle w:val="ListParagraph"/>
+        <w:numPr>
+          <w:ilvl w:val="1"/>
+          <w:numId w:val="2"/>
+        </w:numPr>
+        <w:bidi/>
+        <w:spacing w:after="70" w:before="0" w:line="300"/>
+      </w:pPr>
+      <w:r>
+        <w:rPr>
+          <w:rFonts w:ascii="Arial" w:cs="Arial" w:eastAsia="Arial" w:hAnsi="Arial"/>
+          <w:b w:val="false"/>
+          <w:bCs w:val="false"/>
+          <w:sz w:val="21"/>
+          <w:szCs w:val="21"/>
+          <w:rtl/>
+        </w:rPr>
+        <w:t xml:space="preserve">ينشئ المشغّل الأول كما يفعل النشر، ثم يمر بالمسار في المتصفح على هذا الترتيب:</w:t>
+      </w:r>
+    </w:p>
+    <w:p>
+      <w:pPr>
+        <w:pStyle w:val="ListParagraph"/>
+        <w:numPr>
+          <w:ilvl w:val="2"/>
+          <w:numId w:val="7"/>
+        </w:numPr>
+        <w:bidi/>
+        <w:spacing w:after="70" w:before="0" w:line="300"/>
+      </w:pPr>
+      <w:r>
+        <w:rPr>
+          <w:rFonts w:ascii="Arial" w:cs="Arial" w:eastAsia="Arial" w:hAnsi="Arial"/>
+          <w:b w:val="false"/>
+          <w:bCs w:val="false"/>
+          <w:sz w:val="21"/>
+          <w:szCs w:val="21"/>
+          <w:rtl/>
+        </w:rPr>
+        <w:t xml:space="preserve">إعداد المشغّل من الرابط، والدخول برمز TOTP.</w:t>
+      </w:r>
+    </w:p>
+    <w:p>
+      <w:pPr>
+        <w:pStyle w:val="ListParagraph"/>
+        <w:numPr>
+          <w:ilvl w:val="2"/>
+          <w:numId w:val="7"/>
+        </w:numPr>
+        <w:bidi/>
+        <w:spacing w:after="70" w:before="0" w:line="300"/>
+      </w:pPr>
+      <w:r>
+        <w:rPr>
+          <w:rFonts w:ascii="Arial" w:cs="Arial" w:eastAsia="Arial" w:hAnsi="Arial"/>
+          <w:b w:val="false"/>
+          <w:bCs w:val="false"/>
+          <w:sz w:val="21"/>
+          <w:szCs w:val="21"/>
+          <w:rtl/>
+        </w:rPr>
+        <w:t xml:space="preserve">إنشاء مشترك برمز جديد في النافذة.</w:t>
+      </w:r>
+    </w:p>
+    <w:p>
+      <w:pPr>
+        <w:pStyle w:val="ListParagraph"/>
+        <w:numPr>
+          <w:ilvl w:val="2"/>
+          <w:numId w:val="7"/>
+        </w:numPr>
+        <w:bidi/>
+        <w:spacing w:after="70" w:before="0" w:line="300"/>
+      </w:pPr>
+      <w:r>
+        <w:rPr>
+          <w:rFonts w:ascii="Arial" w:cs="Arial" w:eastAsia="Arial" w:hAnsi="Arial"/>
+          <w:b w:val="false"/>
+          <w:bCs w:val="false"/>
+          <w:sz w:val="21"/>
+          <w:szCs w:val="21"/>
+          <w:rtl/>
+        </w:rPr>
+        <w:t xml:space="preserve">دعوة العامل للمدير الأول.</w:t>
+      </w:r>
+    </w:p>
+    <w:p>
+      <w:pPr>
+        <w:pStyle w:val="ListParagraph"/>
+        <w:numPr>
+          <w:ilvl w:val="2"/>
+          <w:numId w:val="7"/>
+        </w:numPr>
+        <w:bidi/>
+        <w:spacing w:after="70" w:before="0" w:line="300"/>
+      </w:pPr>
+      <w:r>
+        <w:rPr>
+          <w:rFonts w:ascii="Arial" w:cs="Arial" w:eastAsia="Arial" w:hAnsi="Arial"/>
+          <w:b w:val="false"/>
+          <w:bCs w:val="false"/>
+          <w:sz w:val="21"/>
+          <w:szCs w:val="21"/>
+          <w:rtl/>
+        </w:rPr>
+        <w:t xml:space="preserve">رفض كلمة مرور مسرّبة، ثم تعيين كلمة صالحة.</w:t>
+      </w:r>
+    </w:p>
+    <w:p>
+      <w:pPr>
+        <w:pStyle w:val="ListParagraph"/>
+        <w:numPr>
+          <w:ilvl w:val="2"/>
+          <w:numId w:val="7"/>
+        </w:numPr>
+        <w:bidi/>
+        <w:spacing w:after="70" w:before="0" w:line="300"/>
+      </w:pPr>
+      <w:r>
+        <w:rPr>
+          <w:rFonts w:ascii="Arial" w:cs="Arial" w:eastAsia="Arial" w:hAnsi="Arial"/>
+          <w:b w:val="false"/>
+          <w:bCs w:val="false"/>
+          <w:sz w:val="21"/>
+          <w:szCs w:val="21"/>
+          <w:rtl/>
+        </w:rPr>
+        <w:t xml:space="preserve">مسح رمز QR، وعرض رموز الاسترداد العشرة.</w:t>
+      </w:r>
+    </w:p>
+    <w:p>
+      <w:pPr>
+        <w:pStyle w:val="ListParagraph"/>
+        <w:numPr>
+          <w:ilvl w:val="2"/>
+          <w:numId w:val="7"/>
+        </w:numPr>
+        <w:bidi/>
+        <w:spacing w:after="70" w:before="0" w:line="300"/>
+      </w:pPr>
+      <w:r>
+        <w:rPr>
+          <w:rFonts w:ascii="Arial" w:cs="Arial" w:eastAsia="Arial" w:hAnsi="Arial"/>
+          <w:b w:val="false"/>
+          <w:bCs w:val="false"/>
+          <w:sz w:val="21"/>
+          <w:szCs w:val="21"/>
+          <w:rtl/>
+        </w:rPr>
+        <w:t xml:space="preserve">الوصول إلى البوابة، ثم التحويل إلى العربية من اليمين إلى اليسار.</w:t>
+      </w:r>
+    </w:p>
+    <w:p>
+      <w:pPr>
+        <w:pStyle w:val="ListParagraph"/>
+        <w:numPr>
+          <w:ilvl w:val="1"/>
+          <w:numId w:val="2"/>
+        </w:numPr>
+        <w:bidi/>
+        <w:spacing w:after="70" w:before="0" w:line="300"/>
+      </w:pPr>
+      <w:r>
+        <w:rPr>
+          <w:rFonts w:ascii="Arial" w:cs="Arial" w:eastAsia="Arial" w:hAnsi="Arial"/>
+          <w:b w:val="false"/>
+          <w:bCs w:val="false"/>
+          <w:sz w:val="21"/>
+          <w:szCs w:val="21"/>
+          <w:rtl/>
+        </w:rPr>
+        <w:t xml:space="preserve">ويدعو مشغّلًا ثانيًا تكمل به اختبارات التكامل على القاعدة نفسها.</w:t>
+      </w:r>
+    </w:p>
+    <w:p>
+      <w:pPr>
+        <w:pStyle w:val="ListParagraph"/>
+        <w:numPr>
+          <w:ilvl w:val="1"/>
+          <w:numId w:val="2"/>
+        </w:numPr>
+        <w:bidi/>
+        <w:spacing w:after="70" w:before="0" w:line="300"/>
+      </w:pPr>
+      <w:r>
+        <w:rPr>
+          <w:rFonts w:ascii="Arial" w:cs="Arial" w:eastAsia="Arial" w:hAnsi="Arial"/>
+          <w:b/>
+          <w:bCs/>
+          <w:sz w:val="21"/>
+          <w:szCs w:val="21"/>
+          <w:rtl/>
+        </w:rPr>
+        <w:t xml:space="preserve">كشف خللين.</w:t>
+      </w:r>
+      <w:r>
+        <w:rPr>
+          <w:rFonts w:ascii="Arial" w:cs="Arial" w:eastAsia="Arial" w:hAnsi="Arial"/>
+          <w:b w:val="false"/>
+          <w:bCs w:val="false"/>
+          <w:sz w:val="21"/>
+          <w:szCs w:val="21"/>
+          <w:rtl/>
+        </w:rPr>
+        <w:t xml:space="preserve"> الأول: الخادم كان يقدّم index.html بدل ملفات الواجهة، لأن التوجيه كان يسبق الملفات الثابتة. والثاني: كلمة مرور الاختبارات القديمة نفسها كانت في القائمة المسرّبة. وصُحّح الاثنان.</w:t>
+      </w:r>
+    </w:p>
+    <w:p>
+      <w:pPr>
+        <w:bidi/>
+        <w:spacing w:after="60" w:before="0"/>
+      </w:pPr>
+    </w:p>
+    <w:p>
+      <w:pPr>
+        <w:pStyle w:val="Heading2"/>
+        <w:bidi/>
+      </w:pPr>
+      <w:bookmarkStart w:name="_sec14" w:id="14"/>
+      <w:r>
+        <w:rPr>
+          <w:rFonts w:ascii="Arial" w:cs="Arial" w:eastAsia="Arial" w:hAnsi="Arial"/>
+          <w:b/>
+          <w:bCs/>
+          <w:color w:val="2B5C8A"/>
+          <w:sz w:val="26"/>
+          <w:szCs w:val="26"/>
+          <w:rtl/>
+        </w:rPr>
+        <w:t xml:space="preserve">8.6 الأرقام</w:t>
+      </w:r>
+      <w:bookmarkEnd w:id="14"/>
+    </w:p>
+    <w:tbl>
+      <w:tblPr>
+        <w:bidiVisual/>
+        <w:tblW w:type="dxa" w:w="9864"/>
+        <w:tblBorders>
+          <w:top w:val="single" w:color="auto" w:sz="4"/>
+          <w:left w:val="single" w:color="auto" w:sz="4"/>
+          <w:bottom w:val="single" w:color="auto" w:sz="4"/>
+          <w:right w:val="single" w:color="auto" w:sz="4"/>
+          <w:insideH w:val="single" w:color="auto" w:sz="4"/>
+          <w:insideV w:val="single" w:color="auto" w:sz="4"/>
+        </w:tblBorders>
+      </w:tblPr>
+      <w:tblGrid>
+        <w:gridCol w:w="5549"/>
+        <w:gridCol w:w="4315"/>
+      </w:tblGrid>
+      <w:tr>
+        <w:trPr>
+          <w:cantSplit/>
+          <w:tblHeader/>
+        </w:trPr>
+        <w:tc>
+          <w:tcPr>
+            <w:tcW w:type="dxa" w:w="5549"/>
+            <w:tcBorders>
+              <w:top w:val="single" w:color="BFC9D6" w:sz="4"/>
+              <w:left w:val="single" w:color="BFC9D6" w:sz="4"/>
+              <w:bottom w:val="single" w:color="BFC9D6" w:sz="4"/>
+              <w:right w:val="single" w:color="BFC9D6" w:sz="4"/>
+            </w:tcBorders>
+            <w:shd w:fill="1F3A5F" w:color="auto" w:val="clear"/>
+            <w:tcMar>
+              <w:top w:type="dxa" w:w="50"/>
+              <w:left w:type="dxa" w:w="90"/>
+              <w:bottom w:type="dxa" w:w="50"/>
+              <w:right w:type="dxa" w:w="90"/>
+            </w:tcMar>
+            <w:vAlign w:val="center"/>
+          </w:tcPr>
+          <w:p>
+            <w:pPr>
+              <w:keepNext w:val="false"/>
+              <w:bidi/>
+              <w:spacing w:after="30" w:before="30" w:line="264"/>
+            </w:pPr>
+            <w:r>
+              <w:rPr>
+                <w:rFonts w:ascii="Arial" w:cs="Arial" w:eastAsia="Arial" w:hAnsi="Arial"/>
+                <w:b/>
+                <w:bCs/>
+                <w:color w:val="FFFFFF"/>
+                <w:sz w:val="18"/>
+                <w:szCs w:val="18"/>
+                <w:rtl/>
+              </w:rPr>
+              <w:t xml:space="preserve">المقياس</w:t>
+            </w:r>
+          </w:p>
+        </w:tc>
+        <w:tc>
+          <w:tcPr>
+            <w:tcW w:type="dxa" w:w="4315"/>
+            <w:tcBorders>
+              <w:top w:val="single" w:color="BFC9D6" w:sz="4"/>
+              <w:left w:val="single" w:color="BFC9D6" w:sz="4"/>
+              <w:bottom w:val="single" w:color="BFC9D6" w:sz="4"/>
+              <w:right w:val="single" w:color="BFC9D6" w:sz="4"/>
+            </w:tcBorders>
+            <w:shd w:fill="1F3A5F" w:color="auto" w:val="clear"/>
+            <w:tcMar>
+              <w:top w:type="dxa" w:w="50"/>
+              <w:left w:type="dxa" w:w="90"/>
+              <w:bottom w:type="dxa" w:w="50"/>
+              <w:right w:type="dxa" w:w="90"/>
+            </w:tcMar>
+            <w:vAlign w:val="center"/>
+          </w:tcPr>
+          <w:p>
+            <w:pPr>
+              <w:keepNext w:val="false"/>
+              <w:bidi/>
+              <w:spacing w:after="30" w:before="30" w:line="264"/>
+            </w:pPr>
+            <w:r>
+              <w:rPr>
+                <w:rFonts w:ascii="Arial" w:cs="Arial" w:eastAsia="Arial" w:hAnsi="Arial"/>
+                <w:b/>
+                <w:bCs/>
+                <w:color w:val="FFFFFF"/>
+                <w:sz w:val="18"/>
+                <w:szCs w:val="18"/>
+                <w:rtl/>
+              </w:rPr>
+              <w:t xml:space="preserve">العدد</w:t>
+            </w:r>
+          </w:p>
+        </w:tc>
+      </w:tr>
+      <w:tr>
+        <w:trPr>
+          <w:cantSplit/>
+        </w:trPr>
+        <w:tc>
+          <w:tcPr>
+            <w:tcW w:type="dxa" w:w="5549"/>
+            <w:tcBorders>
+              <w:top w:val="single" w:color="BFC9D6" w:sz="4"/>
+              <w:left w:val="single" w:color="BFC9D6" w:sz="4"/>
+              <w:bottom w:val="single" w:color="BFC9D6" w:sz="4"/>
+              <w:right w:val="single" w:color="BFC9D6" w:sz="4"/>
+            </w:tcBorders>
+            <w:tcMar>
+              <w:top w:type="dxa" w:w="50"/>
+              <w:left w:type="dxa" w:w="90"/>
+              <w:bottom w:type="dxa" w:w="50"/>
+              <w:right w:type="dxa" w:w="90"/>
+            </w:tcMar>
+            <w:vAlign w:val="top"/>
+          </w:tcPr>
+          <w:p>
+            <w:pPr>
+              <w:keepNext w:val="false"/>
+              <w:bidi/>
+              <w:spacing w:after="30" w:before="30" w:line="264"/>
+            </w:pPr>
+            <w:r>
+              <w:rPr>
+                <w:rFonts w:ascii="Arial" w:cs="Arial" w:eastAsia="Arial" w:hAnsi="Arial"/>
+                <w:b w:val="false"/>
+                <w:bCs w:val="false"/>
+                <w:sz w:val="18"/>
+                <w:szCs w:val="18"/>
+                <w:rtl/>
+              </w:rPr>
+              <w:t xml:space="preserve">اختبارات الوحدة</w:t>
+            </w:r>
+          </w:p>
+        </w:tc>
+        <w:tc>
+          <w:tcPr>
+            <w:tcW w:type="dxa" w:w="4315"/>
+            <w:tcBorders>
+              <w:top w:val="single" w:color="BFC9D6" w:sz="4"/>
+              <w:left w:val="single" w:color="BFC9D6" w:sz="4"/>
+              <w:bottom w:val="single" w:color="BFC9D6" w:sz="4"/>
+              <w:right w:val="single" w:color="BFC9D6" w:sz="4"/>
+            </w:tcBorders>
+            <w:tcMar>
+              <w:top w:type="dxa" w:w="50"/>
+              <w:left w:type="dxa" w:w="90"/>
+              <w:bottom w:type="dxa" w:w="50"/>
+              <w:right w:type="dxa" w:w="90"/>
+            </w:tcMar>
+            <w:vAlign w:val="top"/>
+          </w:tcPr>
+          <w:p>
+            <w:pPr>
+              <w:keepNext w:val="false"/>
+              <w:bidi/>
+              <w:spacing w:after="30" w:before="30" w:line="264"/>
+            </w:pPr>
+            <w:r>
+              <w:rPr>
+                <w:rFonts w:ascii="Arial" w:cs="Arial" w:eastAsia="Arial" w:hAnsi="Arial"/>
+                <w:b w:val="false"/>
+                <w:bCs w:val="false"/>
+                <w:sz w:val="18"/>
+                <w:szCs w:val="18"/>
+                <w:rtl/>
+              </w:rPr>
+              <w:t xml:space="preserve">38</w:t>
+            </w:r>
+          </w:p>
+        </w:tc>
+      </w:tr>
+      <w:tr>
+        <w:trPr>
+          <w:cantSplit/>
+        </w:trPr>
+        <w:tc>
+          <w:tcPr>
+            <w:tcW w:type="dxa" w:w="5549"/>
+            <w:tcBorders>
+              <w:top w:val="single" w:color="BFC9D6" w:sz="4"/>
+              <w:left w:val="single" w:color="BFC9D6" w:sz="4"/>
+              <w:bottom w:val="single" w:color="BFC9D6" w:sz="4"/>
+              <w:right w:val="single" w:color="BFC9D6" w:sz="4"/>
+            </w:tcBorders>
+            <w:shd w:fill="F5F8FC" w:color="auto" w:val="clear"/>
+            <w:tcMar>
+              <w:top w:type="dxa" w:w="50"/>
+              <w:left w:type="dxa" w:w="90"/>
+              <w:bottom w:type="dxa" w:w="50"/>
+              <w:right w:type="dxa" w:w="90"/>
+            </w:tcMar>
+            <w:vAlign w:val="top"/>
+          </w:tcPr>
+          <w:p>
+            <w:pPr>
+              <w:keepNext w:val="false"/>
+              <w:bidi/>
+              <w:spacing w:after="30" w:before="30" w:line="264"/>
+            </w:pPr>
+            <w:r>
+              <w:rPr>
+                <w:rFonts w:ascii="Arial" w:cs="Arial" w:eastAsia="Arial" w:hAnsi="Arial"/>
+                <w:b w:val="false"/>
+                <w:bCs w:val="false"/>
+                <w:sz w:val="18"/>
+                <w:szCs w:val="18"/>
+                <w:rtl/>
+              </w:rPr>
+              <w:t xml:space="preserve">اختبارات التكامل على القاعدة</w:t>
+            </w:r>
+          </w:p>
+        </w:tc>
+        <w:tc>
+          <w:tcPr>
+            <w:tcW w:type="dxa" w:w="4315"/>
+            <w:tcBorders>
+              <w:top w:val="single" w:color="BFC9D6" w:sz="4"/>
+              <w:left w:val="single" w:color="BFC9D6" w:sz="4"/>
+              <w:bottom w:val="single" w:color="BFC9D6" w:sz="4"/>
+              <w:right w:val="single" w:color="BFC9D6" w:sz="4"/>
+            </w:tcBorders>
+            <w:shd w:fill="F5F8FC" w:color="auto" w:val="clear"/>
+            <w:tcMar>
+              <w:top w:type="dxa" w:w="50"/>
+              <w:left w:type="dxa" w:w="90"/>
+              <w:bottom w:type="dxa" w:w="50"/>
+              <w:right w:type="dxa" w:w="90"/>
+            </w:tcMar>
+            <w:vAlign w:val="top"/>
+          </w:tcPr>
+          <w:p>
+            <w:pPr>
+              <w:keepNext w:val="false"/>
+              <w:bidi/>
+              <w:spacing w:after="30" w:before="30" w:line="264"/>
+            </w:pPr>
+            <w:r>
+              <w:rPr>
+                <w:rFonts w:ascii="Arial" w:cs="Arial" w:eastAsia="Arial" w:hAnsi="Arial"/>
+                <w:b w:val="false"/>
+                <w:bCs w:val="false"/>
+                <w:sz w:val="18"/>
+                <w:szCs w:val="18"/>
+                <w:rtl/>
+              </w:rPr>
+              <w:t xml:space="preserve">14</w:t>
+            </w:r>
+          </w:p>
+        </w:tc>
+      </w:tr>
+      <w:tr>
+        <w:trPr>
+          <w:cantSplit/>
+        </w:trPr>
+        <w:tc>
+          <w:tcPr>
+            <w:tcW w:type="dxa" w:w="5549"/>
+            <w:tcBorders>
+              <w:top w:val="single" w:color="BFC9D6" w:sz="4"/>
+              <w:left w:val="single" w:color="BFC9D6" w:sz="4"/>
+              <w:bottom w:val="single" w:color="BFC9D6" w:sz="4"/>
+              <w:right w:val="single" w:color="BFC9D6" w:sz="4"/>
+            </w:tcBorders>
+            <w:tcMar>
+              <w:top w:type="dxa" w:w="50"/>
+              <w:left w:type="dxa" w:w="90"/>
+              <w:bottom w:type="dxa" w:w="50"/>
+              <w:right w:type="dxa" w:w="90"/>
+            </w:tcMar>
+            <w:vAlign w:val="top"/>
+          </w:tcPr>
+          <w:p>
+            <w:pPr>
+              <w:keepNext w:val="false"/>
+              <w:bidi/>
+              <w:spacing w:after="30" w:before="30" w:line="264"/>
+            </w:pPr>
+            <w:r>
+              <w:rPr>
+                <w:rFonts w:ascii="Arial" w:cs="Arial" w:eastAsia="Arial" w:hAnsi="Arial"/>
+                <w:b w:val="false"/>
+                <w:bCs w:val="false"/>
+                <w:sz w:val="18"/>
+                <w:szCs w:val="18"/>
+                <w:rtl/>
+              </w:rPr>
+              <w:t xml:space="preserve">اختبار المتصفح</w:t>
+            </w:r>
+          </w:p>
+        </w:tc>
+        <w:tc>
+          <w:tcPr>
+            <w:tcW w:type="dxa" w:w="4315"/>
+            <w:tcBorders>
+              <w:top w:val="single" w:color="BFC9D6" w:sz="4"/>
+              <w:left w:val="single" w:color="BFC9D6" w:sz="4"/>
+              <w:bottom w:val="single" w:color="BFC9D6" w:sz="4"/>
+              <w:right w:val="single" w:color="BFC9D6" w:sz="4"/>
+            </w:tcBorders>
+            <w:tcMar>
+              <w:top w:type="dxa" w:w="50"/>
+              <w:left w:type="dxa" w:w="90"/>
+              <w:bottom w:type="dxa" w:w="50"/>
+              <w:right w:type="dxa" w:w="90"/>
+            </w:tcMar>
+            <w:vAlign w:val="top"/>
+          </w:tcPr>
+          <w:p>
+            <w:pPr>
+              <w:keepNext w:val="false"/>
+              <w:bidi/>
+              <w:spacing w:after="30" w:before="30" w:line="264"/>
+            </w:pPr>
+            <w:r>
+              <w:rPr>
+                <w:rFonts w:ascii="Arial" w:cs="Arial" w:eastAsia="Arial" w:hAnsi="Arial"/>
+                <w:b w:val="false"/>
+                <w:bCs w:val="false"/>
+                <w:sz w:val="18"/>
+                <w:szCs w:val="18"/>
+                <w:rtl/>
+              </w:rPr>
+              <w:t xml:space="preserve">1، يمر بالمسار كاملًا</w:t>
+            </w:r>
+          </w:p>
+        </w:tc>
+      </w:tr>
+      <w:tr>
+        <w:trPr>
+          <w:cantSplit/>
+        </w:trPr>
+        <w:tc>
+          <w:tcPr>
+            <w:tcW w:type="dxa" w:w="5549"/>
+            <w:tcBorders>
+              <w:top w:val="single" w:color="BFC9D6" w:sz="4"/>
+              <w:left w:val="single" w:color="BFC9D6" w:sz="4"/>
+              <w:bottom w:val="single" w:color="BFC9D6" w:sz="4"/>
+              <w:right w:val="single" w:color="BFC9D6" w:sz="4"/>
+            </w:tcBorders>
+            <w:shd w:fill="F5F8FC" w:color="auto" w:val="clear"/>
+            <w:tcMar>
+              <w:top w:type="dxa" w:w="50"/>
+              <w:left w:type="dxa" w:w="90"/>
+              <w:bottom w:type="dxa" w:w="50"/>
+              <w:right w:type="dxa" w:w="90"/>
+            </w:tcMar>
+            <w:vAlign w:val="top"/>
+          </w:tcPr>
+          <w:p>
+            <w:pPr>
+              <w:keepNext w:val="false"/>
+              <w:bidi/>
+              <w:spacing w:after="30" w:before="30" w:line="264"/>
+            </w:pPr>
+            <w:r>
+              <w:rPr>
+                <w:rFonts w:ascii="Arial" w:cs="Arial" w:eastAsia="Arial" w:hAnsi="Arial"/>
+                <w:b w:val="false"/>
+                <w:bCs w:val="false"/>
+                <w:sz w:val="18"/>
+                <w:szCs w:val="18"/>
+                <w:rtl/>
+              </w:rPr>
+              <w:t xml:space="preserve">حالات CI القاعدة: أمن الحسابات، والمشغّل والدعم، وتهيئة المشترك</w:t>
+            </w:r>
+          </w:p>
+        </w:tc>
+        <w:tc>
+          <w:tcPr>
+            <w:tcW w:type="dxa" w:w="4315"/>
+            <w:tcBorders>
+              <w:top w:val="single" w:color="BFC9D6" w:sz="4"/>
+              <w:left w:val="single" w:color="BFC9D6" w:sz="4"/>
+              <w:bottom w:val="single" w:color="BFC9D6" w:sz="4"/>
+              <w:right w:val="single" w:color="BFC9D6" w:sz="4"/>
+            </w:tcBorders>
+            <w:shd w:fill="F5F8FC" w:color="auto" w:val="clear"/>
+            <w:tcMar>
+              <w:top w:type="dxa" w:w="50"/>
+              <w:left w:type="dxa" w:w="90"/>
+              <w:bottom w:type="dxa" w:w="50"/>
+              <w:right w:type="dxa" w:w="90"/>
+            </w:tcMar>
+            <w:vAlign w:val="top"/>
+          </w:tcPr>
+          <w:p>
+            <w:pPr>
+              <w:keepNext w:val="false"/>
+              <w:bidi/>
+              <w:spacing w:after="30" w:before="30" w:line="264"/>
+            </w:pPr>
+            <w:r>
+              <w:rPr>
+                <w:rFonts w:ascii="Arial" w:cs="Arial" w:eastAsia="Arial" w:hAnsi="Arial"/>
+                <w:b w:val="false"/>
+                <w:bCs w:val="false"/>
+                <w:sz w:val="18"/>
+                <w:szCs w:val="18"/>
+                <w:rtl/>
+              </w:rPr>
+              <w:t xml:space="preserve">23، و14، و7</w:t>
+            </w:r>
+          </w:p>
+        </w:tc>
+      </w:tr>
+    </w:tbl>
+    <w:p>
+      <w:pPr>
+        <w:bidi/>
+        <w:spacing w:after="120" w:before="0"/>
+      </w:pPr>
+    </w:p>
+    <w:p>
+      <w:pPr>
+        <w:pStyle w:val="Heading1"/>
+        <w:bidi/>
+      </w:pPr>
+      <w:bookmarkStart w:name="_sec15" w:id="15"/>
+      <w:r>
+        <w:rPr>
+          <w:rFonts w:ascii="Arial" w:cs="Arial" w:eastAsia="Arial" w:hAnsi="Arial"/>
+          <w:b/>
+          <w:bCs/>
+          <w:color w:val="1F3A5F"/>
+          <w:sz w:val="32"/>
+          <w:szCs w:val="32"/>
+          <w:rtl/>
+        </w:rPr>
+        <w:t xml:space="preserve">9. ما بقي خارج S0</w:t>
+      </w:r>
+      <w:bookmarkEnd w:id="15"/>
+    </w:p>
+    <w:p>
+      <w:pPr>
+        <w:pStyle w:val="ListParagraph"/>
+        <w:numPr>
+          <w:ilvl w:val="0"/>
+          <w:numId w:val="2"/>
+        </w:numPr>
+        <w:bidi/>
+        <w:spacing w:after="70" w:before="0" w:line="300"/>
+      </w:pPr>
+      <w:r>
+        <w:rPr>
+          <w:rFonts w:ascii="Arial" w:cs="Arial" w:eastAsia="Arial" w:hAnsi="Arial"/>
+          <w:b/>
+          <w:bCs/>
+          <w:sz w:val="21"/>
+          <w:szCs w:val="21"/>
+          <w:rtl/>
+        </w:rPr>
+        <w:t xml:space="preserve">قرارات خارج البناء.</w:t>
+      </w:r>
+    </w:p>
+    <w:p>
+      <w:pPr>
+        <w:pStyle w:val="ListParagraph"/>
+        <w:numPr>
+          <w:ilvl w:val="1"/>
+          <w:numId w:val="2"/>
+        </w:numPr>
+        <w:bidi/>
+        <w:spacing w:after="70" w:before="0" w:line="300"/>
+      </w:pPr>
+      <w:r>
+        <w:rPr>
+          <w:rFonts w:ascii="Arial" w:cs="Arial" w:eastAsia="Arial" w:hAnsi="Arial"/>
+          <w:b w:val="false"/>
+          <w:bCs w:val="false"/>
+          <w:sz w:val="21"/>
+          <w:szCs w:val="21"/>
+          <w:rtl/>
+        </w:rPr>
+        <w:t xml:space="preserve">منتج KMS (DQ-S02-1). المزوّد المحلي يرفض العمل في الإنتاج.</w:t>
+      </w:r>
+    </w:p>
+    <w:p>
+      <w:pPr>
+        <w:pStyle w:val="ListParagraph"/>
+        <w:numPr>
+          <w:ilvl w:val="1"/>
+          <w:numId w:val="2"/>
+        </w:numPr>
+        <w:bidi/>
+        <w:spacing w:after="70" w:before="0" w:line="300"/>
+      </w:pPr>
+      <w:r>
+        <w:rPr>
+          <w:rFonts w:ascii="Arial" w:cs="Arial" w:eastAsia="Arial" w:hAnsi="Arial"/>
+          <w:b w:val="false"/>
+          <w:bCs w:val="false"/>
+          <w:sz w:val="21"/>
+          <w:szCs w:val="21"/>
+          <w:rtl/>
+        </w:rPr>
+        <w:t xml:space="preserve">مزوّد البريد ومضيف SMTP.</w:t>
+      </w:r>
+    </w:p>
+    <w:p>
+      <w:pPr>
+        <w:pStyle w:val="ListParagraph"/>
+        <w:numPr>
+          <w:ilvl w:val="1"/>
+          <w:numId w:val="2"/>
+        </w:numPr>
+        <w:bidi/>
+        <w:spacing w:after="70" w:before="0" w:line="300"/>
+      </w:pPr>
+      <w:r>
+        <w:rPr>
+          <w:rFonts w:ascii="Arial" w:cs="Arial" w:eastAsia="Arial" w:hAnsi="Arial"/>
           <w:b w:val="false"/>
           <w:bCs w:val="false"/>
           <w:sz w:val="21"/>
@@ -5612,6 +8261,127 @@
           <w:rtl/>
         </w:rPr>
         <w:t xml:space="preserve">دومين الإنتاج وشهادته.</w:t>
+      </w:r>
+    </w:p>
+    <w:p>
+      <w:pPr>
+        <w:pStyle w:val="ListParagraph"/>
+        <w:numPr>
+          <w:ilvl w:val="1"/>
+          <w:numId w:val="2"/>
+        </w:numPr>
+        <w:bidi/>
+        <w:spacing w:after="70" w:before="0" w:line="300"/>
+      </w:pPr>
+      <w:r>
+        <w:rPr>
+          <w:rFonts w:ascii="Arial" w:cs="Arial" w:eastAsia="Arial" w:hAnsi="Arial"/>
+          <w:b w:val="false"/>
+          <w:bCs w:val="false"/>
+          <w:sz w:val="21"/>
+          <w:szCs w:val="21"/>
+          <w:rtl/>
+        </w:rPr>
+        <w:t xml:space="preserve">مصدر تنزيل قائمة كلمات المرور المسرّبة وجدول تحديثها.</w:t>
+      </w:r>
+    </w:p>
+    <w:p>
+      <w:pPr>
+        <w:pStyle w:val="ListParagraph"/>
+        <w:numPr>
+          <w:ilvl w:val="0"/>
+          <w:numId w:val="2"/>
+        </w:numPr>
+        <w:bidi/>
+        <w:spacing w:after="70" w:before="0" w:line="300"/>
+      </w:pPr>
+      <w:r>
+        <w:rPr>
+          <w:rFonts w:ascii="Arial" w:cs="Arial" w:eastAsia="Arial" w:hAnsi="Arial"/>
+          <w:b/>
+          <w:bCs/>
+          <w:sz w:val="21"/>
+          <w:szCs w:val="21"/>
+          <w:rtl/>
+        </w:rPr>
+        <w:t xml:space="preserve">ثغرات تُبنى مع شاشاتها.</w:t>
+      </w:r>
+      <w:r>
+        <w:rPr>
+          <w:rFonts w:ascii="Arial" w:cs="Arial" w:eastAsia="Arial" w:hAnsi="Arial"/>
+          <w:b w:val="false"/>
+          <w:bCs w:val="false"/>
+          <w:sz w:val="21"/>
+          <w:szCs w:val="21"/>
+          <w:rtl/>
+        </w:rPr>
+        <w:t xml:space="preserve"> GAP-9 وGAP-11 وGAP-12 وGAP-15 إلى GAP-17، كما وصفها الموجز.</w:t>
+      </w:r>
+    </w:p>
+    <w:p>
+      <w:pPr>
+        <w:pStyle w:val="ListParagraph"/>
+        <w:numPr>
+          <w:ilvl w:val="0"/>
+          <w:numId w:val="2"/>
+        </w:numPr>
+        <w:bidi/>
+        <w:spacing w:after="70" w:before="0" w:line="300"/>
+      </w:pPr>
+      <w:r>
+        <w:rPr>
+          <w:rFonts w:ascii="Arial" w:cs="Arial" w:eastAsia="Arial" w:hAnsi="Arial"/>
+          <w:b/>
+          <w:bCs/>
+          <w:sz w:val="21"/>
+          <w:szCs w:val="21"/>
+          <w:rtl/>
+        </w:rPr>
+        <w:t xml:space="preserve">إضافة الشركات.</w:t>
+      </w:r>
+      <w:r>
+        <w:rPr>
+          <w:rFonts w:ascii="Arial" w:cs="Arial" w:eastAsia="Arial" w:hAnsi="Arial"/>
+          <w:b w:val="false"/>
+          <w:bCs w:val="false"/>
+          <w:sz w:val="21"/>
+          <w:szCs w:val="21"/>
+          <w:rtl/>
+        </w:rPr>
+        <w:t xml:space="preserve"> وحدة الشركات في S1. نطاق الشركات في S0 يعمل على ما هو موجود.</w:t>
+      </w:r>
+    </w:p>
+    <w:p>
+      <w:pPr>
+        <w:pStyle w:val="ListParagraph"/>
+        <w:numPr>
+          <w:ilvl w:val="0"/>
+          <w:numId w:val="2"/>
+        </w:numPr>
+        <w:bidi/>
+        <w:spacing w:after="70" w:before="0" w:line="300"/>
+      </w:pPr>
+      <w:r>
+        <w:rPr>
+          <w:rFonts w:ascii="Arial" w:cs="Arial" w:eastAsia="Arial" w:hAnsi="Arial"/>
+          <w:b/>
+          <w:bCs/>
+          <w:sz w:val="21"/>
+          <w:szCs w:val="21"/>
+          <w:rtl/>
+        </w:rPr>
+        <w:t xml:space="preserve">بعد ذلك:</w:t>
+      </w:r>
+      <w:r>
+        <w:rPr>
+          <w:rFonts w:ascii="Arial" w:cs="Arial" w:eastAsia="Arial" w:hAnsi="Arial"/>
+          <w:b w:val="false"/>
+          <w:bCs w:val="false"/>
+          <w:sz w:val="21"/>
+          <w:szCs w:val="21"/>
+          <w:rtl/>
+        </w:rPr>
+        <w:t xml:space="preserve"> S1 بالترتيب.</w:t>
       </w:r>
     </w:p>
     <w:p>
